--- a/SOP_Pushakin_Flows.docx
+++ b/SOP_Pushakin_Flows.docx
@@ -239,1765 +239,9 @@
         <w:p>
           <w:r>
             <w:fldChar w:fldCharType="begin" w:dirty="true"/>
-          </w:r>
-          <w:r>
             <w:instrText xml:space="preserve">TOC \h \o "1-3"</w:instrText>
-          </w:r>
-          <w:r>
             <w:fldChar w:fldCharType="separate"/>
           </w:r>
-        </w:p>
-        <w:p>
-          <w:pPr>
-            <w:pStyle w:val="9"/>
-            <w:tabs>
-              <w:tab w:val="right" w:leader="dot" w:pos="9026"/>
-            </w:tabs>
-            <w:spacing w:before="120" w:after="60"/>
-          </w:pPr>
-          <w:hyperlink w:anchor="_Toc100000" w:history="1">
-            <w:r>
-              <w:rPr>
-                <w:rStyle w:val="Hyperlink"/>
-              </w:rPr>
-              <w:t>BAB I  PENDAHULUAN</w:t>
-            </w:r>
-            <w:r>
-              <w:tab/>
-            </w:r>
-            <w:r>
-              <w:fldChar w:fldCharType="begin"/>
-            </w:r>
-            <w:r>
-              <w:instrText xml:space="preserve"> PAGEREF _Toc100000 \h </w:instrText>
-            </w:r>
-            <w:r>
-              <w:fldChar w:fldCharType="separate"/>
-            </w:r>
-            <w:r>
-              <w:t>4</w:t>
-            </w:r>
-            <w:r>
-              <w:fldChar w:fldCharType="end"/>
-            </w:r>
-          </w:hyperlink>
-        </w:p>
-        <w:p>
-          <w:pPr>
-            <w:pStyle w:val="11"/>
-            <w:ind w:left="360"/>
-            <w:tabs>
-              <w:tab w:val="right" w:leader="dot" w:pos="9026"/>
-            </w:tabs>
-            <w:spacing w:before="120" w:after="60"/>
-          </w:pPr>
-          <w:hyperlink w:anchor="_Toc100001" w:history="1">
-            <w:r>
-              <w:rPr>
-                <w:rStyle w:val="Hyperlink"/>
-              </w:rPr>
-              <w:t>1.1  Latar Belakang</w:t>
-            </w:r>
-            <w:r>
-              <w:tab/>
-            </w:r>
-            <w:r>
-              <w:fldChar w:fldCharType="begin"/>
-            </w:r>
-            <w:r>
-              <w:instrText xml:space="preserve"> PAGEREF _Toc100001 \h </w:instrText>
-            </w:r>
-            <w:r>
-              <w:fldChar w:fldCharType="separate"/>
-            </w:r>
-            <w:r>
-              <w:t>4</w:t>
-            </w:r>
-            <w:r>
-              <w:fldChar w:fldCharType="end"/>
-            </w:r>
-          </w:hyperlink>
-        </w:p>
-        <w:p>
-          <w:pPr>
-            <w:pStyle w:val="11"/>
-            <w:ind w:left="360"/>
-            <w:tabs>
-              <w:tab w:val="right" w:leader="dot" w:pos="9026"/>
-            </w:tabs>
-            <w:spacing w:before="120" w:after="60"/>
-          </w:pPr>
-          <w:hyperlink w:anchor="_Toc100002" w:history="1">
-            <w:r>
-              <w:rPr>
-                <w:rStyle w:val="Hyperlink"/>
-              </w:rPr>
-              <w:t>1.2  Tujuan SOP</w:t>
-            </w:r>
-            <w:r>
-              <w:tab/>
-            </w:r>
-            <w:r>
-              <w:fldChar w:fldCharType="begin"/>
-            </w:r>
-            <w:r>
-              <w:instrText xml:space="preserve"> PAGEREF _Toc100002 \h </w:instrText>
-            </w:r>
-            <w:r>
-              <w:fldChar w:fldCharType="separate"/>
-            </w:r>
-            <w:r>
-              <w:t>4</w:t>
-            </w:r>
-            <w:r>
-              <w:fldChar w:fldCharType="end"/>
-            </w:r>
-          </w:hyperlink>
-        </w:p>
-        <w:p>
-          <w:pPr>
-            <w:pStyle w:val="11"/>
-            <w:ind w:left="360"/>
-            <w:tabs>
-              <w:tab w:val="right" w:leader="dot" w:pos="9026"/>
-            </w:tabs>
-            <w:spacing w:before="120" w:after="60"/>
-          </w:pPr>
-          <w:hyperlink w:anchor="_Toc100003" w:history="1">
-            <w:r>
-              <w:rPr>
-                <w:rStyle w:val="Hyperlink"/>
-              </w:rPr>
-              <w:t>1.3  Ruang Lingkup</w:t>
-            </w:r>
-            <w:r>
-              <w:tab/>
-            </w:r>
-            <w:r>
-              <w:fldChar w:fldCharType="begin"/>
-            </w:r>
-            <w:r>
-              <w:instrText xml:space="preserve"> PAGEREF _Toc100003 \h </w:instrText>
-            </w:r>
-            <w:r>
-              <w:fldChar w:fldCharType="separate"/>
-            </w:r>
-            <w:r>
-              <w:t>5</w:t>
-            </w:r>
-            <w:r>
-              <w:fldChar w:fldCharType="end"/>
-            </w:r>
-          </w:hyperlink>
-        </w:p>
-        <w:p>
-          <w:pPr>
-            <w:pStyle w:val="11"/>
-            <w:ind w:left="360"/>
-            <w:tabs>
-              <w:tab w:val="right" w:leader="dot" w:pos="9026"/>
-            </w:tabs>
-            <w:spacing w:before="120" w:after="60"/>
-          </w:pPr>
-          <w:hyperlink w:anchor="_Toc100004" w:history="1">
-            <w:r>
-              <w:rPr>
-                <w:rStyle w:val="Hyperlink"/>
-              </w:rPr>
-              <w:t>1.4  Akses Aplikasi</w:t>
-            </w:r>
-            <w:r>
-              <w:tab/>
-            </w:r>
-            <w:r>
-              <w:fldChar w:fldCharType="begin"/>
-            </w:r>
-            <w:r>
-              <w:instrText xml:space="preserve"> PAGEREF _Toc100004 \h </w:instrText>
-            </w:r>
-            <w:r>
-              <w:fldChar w:fldCharType="separate"/>
-            </w:r>
-            <w:r>
-              <w:t>5</w:t>
-            </w:r>
-            <w:r>
-              <w:fldChar w:fldCharType="end"/>
-            </w:r>
-          </w:hyperlink>
-        </w:p>
-        <w:p>
-          <w:pPr>
-            <w:pStyle w:val="9"/>
-            <w:tabs>
-              <w:tab w:val="right" w:leader="dot" w:pos="9026"/>
-            </w:tabs>
-            <w:spacing w:before="120" w:after="60"/>
-          </w:pPr>
-          <w:hyperlink w:anchor="_Toc100005" w:history="1">
-            <w:r>
-              <w:rPr>
-                <w:rStyle w:val="Hyperlink"/>
-              </w:rPr>
-              <w:t>BAB II  PERAN DAN HAK AKSES</w:t>
-            </w:r>
-            <w:r>
-              <w:tab/>
-            </w:r>
-            <w:r>
-              <w:fldChar w:fldCharType="begin"/>
-            </w:r>
-            <w:r>
-              <w:instrText xml:space="preserve"> PAGEREF _Toc100005 \h </w:instrText>
-            </w:r>
-            <w:r>
-              <w:fldChar w:fldCharType="separate"/>
-            </w:r>
-            <w:r>
-              <w:t>6</w:t>
-            </w:r>
-            <w:r>
-              <w:fldChar w:fldCharType="end"/>
-            </w:r>
-          </w:hyperlink>
-        </w:p>
-        <w:p>
-          <w:pPr>
-            <w:pStyle w:val="11"/>
-            <w:ind w:left="360"/>
-            <w:tabs>
-              <w:tab w:val="right" w:leader="dot" w:pos="9026"/>
-            </w:tabs>
-            <w:spacing w:before="120" w:after="60"/>
-          </w:pPr>
-          <w:hyperlink w:anchor="_Toc100006" w:history="1">
-            <w:r>
-              <w:rPr>
-                <w:rStyle w:val="Hyperlink"/>
-              </w:rPr>
-              <w:t>2.1  Daftar Peran Pengguna</w:t>
-            </w:r>
-            <w:r>
-              <w:tab/>
-            </w:r>
-            <w:r>
-              <w:fldChar w:fldCharType="begin"/>
-            </w:r>
-            <w:r>
-              <w:instrText xml:space="preserve"> PAGEREF _Toc100006 \h </w:instrText>
-            </w:r>
-            <w:r>
-              <w:fldChar w:fldCharType="separate"/>
-            </w:r>
-            <w:r>
-              <w:t>6</w:t>
-            </w:r>
-            <w:r>
-              <w:fldChar w:fldCharType="end"/>
-            </w:r>
-          </w:hyperlink>
-        </w:p>
-        <w:p>
-          <w:pPr>
-            <w:pStyle w:val="11"/>
-            <w:ind w:left="360"/>
-            <w:tabs>
-              <w:tab w:val="right" w:leader="dot" w:pos="9026"/>
-            </w:tabs>
-            <w:spacing w:before="120" w:after="60"/>
-          </w:pPr>
-          <w:hyperlink w:anchor="_Toc100007" w:history="1">
-            <w:r>
-              <w:rPr>
-                <w:rStyle w:val="Hyperlink"/>
-              </w:rPr>
-              <w:t>2.2  Hak Akses Menu per Peran</w:t>
-            </w:r>
-            <w:r>
-              <w:tab/>
-            </w:r>
-            <w:r>
-              <w:fldChar w:fldCharType="begin"/>
-            </w:r>
-            <w:r>
-              <w:instrText xml:space="preserve"> PAGEREF _Toc100007 \h </w:instrText>
-            </w:r>
-            <w:r>
-              <w:fldChar w:fldCharType="separate"/>
-            </w:r>
-            <w:r>
-              <w:t>6</w:t>
-            </w:r>
-            <w:r>
-              <w:fldChar w:fldCharType="end"/>
-            </w:r>
-          </w:hyperlink>
-        </w:p>
-        <w:p>
-          <w:pPr>
-            <w:pStyle w:val="9"/>
-            <w:tabs>
-              <w:tab w:val="right" w:leader="dot" w:pos="9026"/>
-            </w:tabs>
-            <w:spacing w:before="120" w:after="60"/>
-          </w:pPr>
-          <w:hyperlink w:anchor="_Toc100008" w:history="1">
-            <w:r>
-              <w:rPr>
-                <w:rStyle w:val="Hyperlink"/>
-              </w:rPr>
-              <w:t>BAB III  ALUR KERJA UMUM</w:t>
-            </w:r>
-            <w:r>
-              <w:tab/>
-            </w:r>
-            <w:r>
-              <w:fldChar w:fldCharType="begin"/>
-            </w:r>
-            <w:r>
-              <w:instrText xml:space="preserve"> PAGEREF _Toc100008 \h </w:instrText>
-            </w:r>
-            <w:r>
-              <w:fldChar w:fldCharType="separate"/>
-            </w:r>
-            <w:r>
-              <w:t>7</w:t>
-            </w:r>
-            <w:r>
-              <w:fldChar w:fldCharType="end"/>
-            </w:r>
-          </w:hyperlink>
-        </w:p>
-        <w:p>
-          <w:pPr>
-            <w:pStyle w:val="11"/>
-            <w:ind w:left="360"/>
-            <w:tabs>
-              <w:tab w:val="right" w:leader="dot" w:pos="9026"/>
-            </w:tabs>
-            <w:spacing w:before="120" w:after="60"/>
-          </w:pPr>
-          <w:hyperlink w:anchor="_Toc100009" w:history="1">
-            <w:r>
-              <w:rPr>
-                <w:rStyle w:val="Hyperlink"/>
-              </w:rPr>
-              <w:t>3.1  Gambaran Umum Alur Produksi</w:t>
-            </w:r>
-            <w:r>
-              <w:tab/>
-            </w:r>
-            <w:r>
-              <w:fldChar w:fldCharType="begin"/>
-            </w:r>
-            <w:r>
-              <w:instrText xml:space="preserve"> PAGEREF _Toc100009 \h </w:instrText>
-            </w:r>
-            <w:r>
-              <w:fldChar w:fldCharType="separate"/>
-            </w:r>
-            <w:r>
-              <w:t>7</w:t>
-            </w:r>
-            <w:r>
-              <w:fldChar w:fldCharType="end"/>
-            </w:r>
-          </w:hyperlink>
-        </w:p>
-        <w:p>
-          <w:pPr>
-            <w:pStyle w:val="11"/>
-            <w:ind w:left="360"/>
-            <w:tabs>
-              <w:tab w:val="right" w:leader="dot" w:pos="9026"/>
-            </w:tabs>
-            <w:spacing w:before="120" w:after="60"/>
-          </w:pPr>
-          <w:hyperlink w:anchor="_Toc100010" w:history="1">
-            <w:r>
-              <w:rPr>
-                <w:rStyle w:val="Hyperlink"/>
-              </w:rPr>
-              <w:t>3.2  Peralihan Tahap Otomatis</w:t>
-            </w:r>
-            <w:r>
-              <w:tab/>
-            </w:r>
-            <w:r>
-              <w:fldChar w:fldCharType="begin"/>
-            </w:r>
-            <w:r>
-              <w:instrText xml:space="preserve"> PAGEREF _Toc100010 \h </w:instrText>
-            </w:r>
-            <w:r>
-              <w:fldChar w:fldCharType="separate"/>
-            </w:r>
-            <w:r>
-              <w:t>7</w:t>
-            </w:r>
-            <w:r>
-              <w:fldChar w:fldCharType="end"/>
-            </w:r>
-          </w:hyperlink>
-        </w:p>
-        <w:p>
-          <w:pPr>
-            <w:pStyle w:val="9"/>
-            <w:tabs>
-              <w:tab w:val="right" w:leader="dot" w:pos="9026"/>
-            </w:tabs>
-            <w:spacing w:before="120" w:after="60"/>
-          </w:pPr>
-          <w:hyperlink w:anchor="_Toc100011" w:history="1">
-            <w:r>
-              <w:rPr>
-                <w:rStyle w:val="Hyperlink"/>
-              </w:rPr>
-              <w:t>BAB IV  PROSEDUR ADMINISTRATOR</w:t>
-            </w:r>
-            <w:r>
-              <w:tab/>
-            </w:r>
-            <w:r>
-              <w:fldChar w:fldCharType="begin"/>
-            </w:r>
-            <w:r>
-              <w:instrText xml:space="preserve"> PAGEREF _Toc100011 \h </w:instrText>
-            </w:r>
-            <w:r>
-              <w:fldChar w:fldCharType="separate"/>
-            </w:r>
-            <w:r>
-              <w:t>7</w:t>
-            </w:r>
-            <w:r>
-              <w:fldChar w:fldCharType="end"/>
-            </w:r>
-          </w:hyperlink>
-        </w:p>
-        <w:p>
-          <w:pPr>
-            <w:pStyle w:val="11"/>
-            <w:ind w:left="360"/>
-            <w:tabs>
-              <w:tab w:val="right" w:leader="dot" w:pos="9026"/>
-            </w:tabs>
-            <w:spacing w:before="120" w:after="60"/>
-          </w:pPr>
-          <w:hyperlink w:anchor="_Toc100012" w:history="1">
-            <w:r>
-              <w:rPr>
-                <w:rStyle w:val="Hyperlink"/>
-              </w:rPr>
-              <w:t>4.1  Mengelola Surat Masuk</w:t>
-            </w:r>
-            <w:r>
-              <w:tab/>
-            </w:r>
-            <w:r>
-              <w:fldChar w:fldCharType="begin"/>
-            </w:r>
-            <w:r>
-              <w:instrText xml:space="preserve"> PAGEREF _Toc100012 \h </w:instrText>
-            </w:r>
-            <w:r>
-              <w:fldChar w:fldCharType="separate"/>
-            </w:r>
-            <w:r>
-              <w:t>7</w:t>
-            </w:r>
-            <w:r>
-              <w:fldChar w:fldCharType="end"/>
-            </w:r>
-          </w:hyperlink>
-        </w:p>
-        <w:p>
-          <w:pPr>
-            <w:pStyle w:val="12"/>
-            <w:ind w:left="720"/>
-            <w:tabs>
-              <w:tab w:val="right" w:leader="dot" w:pos="9026"/>
-            </w:tabs>
-            <w:spacing w:before="120" w:after="60"/>
-          </w:pPr>
-          <w:hyperlink w:anchor="_Toc100013" w:history="1">
-            <w:r>
-              <w:rPr>
-                <w:rStyle w:val="Hyperlink"/>
-              </w:rPr>
-              <w:t>4.1.1  Membuat Surat Masuk Baru</w:t>
-            </w:r>
-            <w:r>
-              <w:tab/>
-            </w:r>
-            <w:r>
-              <w:fldChar w:fldCharType="begin"/>
-            </w:r>
-            <w:r>
-              <w:instrText xml:space="preserve"> PAGEREF _Toc100013 \h </w:instrText>
-            </w:r>
-            <w:r>
-              <w:fldChar w:fldCharType="separate"/>
-            </w:r>
-            <w:r>
-              <w:t>7</w:t>
-            </w:r>
-            <w:r>
-              <w:fldChar w:fldCharType="end"/>
-            </w:r>
-          </w:hyperlink>
-        </w:p>
-        <w:p>
-          <w:pPr>
-            <w:pStyle w:val="12"/>
-            <w:ind w:left="720"/>
-            <w:tabs>
-              <w:tab w:val="right" w:leader="dot" w:pos="9026"/>
-            </w:tabs>
-            <w:spacing w:before="120" w:after="60"/>
-          </w:pPr>
-          <w:hyperlink w:anchor="_Toc100014" w:history="1">
-            <w:r>
-              <w:rPr>
-                <w:rStyle w:val="Hyperlink"/>
-              </w:rPr>
-              <w:t>4.1.2  Meneruskan Surat ke Manager</w:t>
-            </w:r>
-            <w:r>
-              <w:tab/>
-            </w:r>
-            <w:r>
-              <w:fldChar w:fldCharType="begin"/>
-            </w:r>
-            <w:r>
-              <w:instrText xml:space="preserve"> PAGEREF _Toc100014 \h </w:instrText>
-            </w:r>
-            <w:r>
-              <w:fldChar w:fldCharType="separate"/>
-            </w:r>
-            <w:r>
-              <w:t>9</w:t>
-            </w:r>
-            <w:r>
-              <w:fldChar w:fldCharType="end"/>
-            </w:r>
-          </w:hyperlink>
-        </w:p>
-        <w:p>
-          <w:pPr>
-            <w:pStyle w:val="12"/>
-            <w:ind w:left="720"/>
-            <w:tabs>
-              <w:tab w:val="right" w:leader="dot" w:pos="9026"/>
-            </w:tabs>
-            <w:spacing w:before="120" w:after="60"/>
-          </w:pPr>
-          <w:hyperlink w:anchor="_Toc100015" w:history="1">
-            <w:r>
-              <w:rPr>
-                <w:rStyle w:val="Hyperlink"/>
-              </w:rPr>
-              <w:t>4.1.3  Memantau Status Surat</w:t>
-            </w:r>
-            <w:r>
-              <w:tab/>
-            </w:r>
-            <w:r>
-              <w:fldChar w:fldCharType="begin"/>
-            </w:r>
-            <w:r>
-              <w:instrText xml:space="preserve"> PAGEREF _Toc100015 \h </w:instrText>
-            </w:r>
-            <w:r>
-              <w:fldChar w:fldCharType="separate"/>
-            </w:r>
-            <w:r>
-              <w:t>10</w:t>
-            </w:r>
-            <w:r>
-              <w:fldChar w:fldCharType="end"/>
-            </w:r>
-          </w:hyperlink>
-        </w:p>
-        <w:p>
-          <w:pPr>
-            <w:pStyle w:val="9"/>
-            <w:tabs>
-              <w:tab w:val="right" w:leader="dot" w:pos="9026"/>
-            </w:tabs>
-            <w:spacing w:before="120" w:after="60"/>
-          </w:pPr>
-          <w:hyperlink w:anchor="_Toc100016" w:history="1">
-            <w:r>
-              <w:rPr>
-                <w:rStyle w:val="Hyperlink"/>
-              </w:rPr>
-              <w:t>BAB V  PROSEDUR MANAGER</w:t>
-            </w:r>
-            <w:r>
-              <w:tab/>
-            </w:r>
-            <w:r>
-              <w:fldChar w:fldCharType="begin"/>
-            </w:r>
-            <w:r>
-              <w:instrText xml:space="preserve"> PAGEREF _Toc100016 \h </w:instrText>
-            </w:r>
-            <w:r>
-              <w:fldChar w:fldCharType="separate"/>
-            </w:r>
-            <w:r>
-              <w:t>10</w:t>
-            </w:r>
-            <w:r>
-              <w:fldChar w:fldCharType="end"/>
-            </w:r>
-          </w:hyperlink>
-        </w:p>
-        <w:p>
-          <w:pPr>
-            <w:pStyle w:val="11"/>
-            <w:ind w:left="360"/>
-            <w:tabs>
-              <w:tab w:val="right" w:leader="dot" w:pos="9026"/>
-            </w:tabs>
-            <w:spacing w:before="120" w:after="60"/>
-          </w:pPr>
-          <w:hyperlink w:anchor="_Toc100017" w:history="1">
-            <w:r>
-              <w:rPr>
-                <w:rStyle w:val="Hyperlink"/>
-              </w:rPr>
-              <w:t>5.1  Menerima dan Menindaklanjuti Permohonan</w:t>
-            </w:r>
-            <w:r>
-              <w:tab/>
-            </w:r>
-            <w:r>
-              <w:fldChar w:fldCharType="begin"/>
-            </w:r>
-            <w:r>
-              <w:instrText xml:space="preserve"> PAGEREF _Toc100017 \h </w:instrText>
-            </w:r>
-            <w:r>
-              <w:fldChar w:fldCharType="separate"/>
-            </w:r>
-            <w:r>
-              <w:t>10</w:t>
-            </w:r>
-            <w:r>
-              <w:fldChar w:fldCharType="end"/>
-            </w:r>
-          </w:hyperlink>
-        </w:p>
-        <w:p>
-          <w:pPr>
-            <w:pStyle w:val="11"/>
-            <w:ind w:left="360"/>
-            <w:tabs>
-              <w:tab w:val="right" w:leader="dot" w:pos="9026"/>
-            </w:tabs>
-            <w:spacing w:before="120" w:after="60"/>
-          </w:pPr>
-          <w:hyperlink w:anchor="_Toc100018" w:history="1">
-            <w:r>
-              <w:rPr>
-                <w:rStyle w:val="Hyperlink"/>
-              </w:rPr>
-              <w:t>5.2  Membuat Proyek Baru</w:t>
-            </w:r>
-            <w:r>
-              <w:tab/>
-            </w:r>
-            <w:r>
-              <w:fldChar w:fldCharType="begin"/>
-            </w:r>
-            <w:r>
-              <w:instrText xml:space="preserve"> PAGEREF _Toc100018 \h </w:instrText>
-            </w:r>
-            <w:r>
-              <w:fldChar w:fldCharType="separate"/>
-            </w:r>
-            <w:r>
-              <w:t>11</w:t>
-            </w:r>
-            <w:r>
-              <w:fldChar w:fldCharType="end"/>
-            </w:r>
-          </w:hyperlink>
-        </w:p>
-        <w:p>
-          <w:pPr>
-            <w:pStyle w:val="12"/>
-            <w:ind w:left="720"/>
-            <w:tabs>
-              <w:tab w:val="right" w:leader="dot" w:pos="9026"/>
-            </w:tabs>
-            <w:spacing w:before="120" w:after="60"/>
-          </w:pPr>
-          <w:hyperlink w:anchor="_Toc100019" w:history="1">
-            <w:r>
-              <w:rPr>
-                <w:rStyle w:val="Hyperlink"/>
-              </w:rPr>
-              <w:t>5.2.1  Alokasi Tim</w:t>
-            </w:r>
-            <w:r>
-              <w:tab/>
-            </w:r>
-            <w:r>
-              <w:fldChar w:fldCharType="begin"/>
-            </w:r>
-            <w:r>
-              <w:instrText xml:space="preserve"> PAGEREF _Toc100019 \h </w:instrText>
-            </w:r>
-            <w:r>
-              <w:fldChar w:fldCharType="separate"/>
-            </w:r>
-            <w:r>
-              <w:t>12</w:t>
-            </w:r>
-            <w:r>
-              <w:fldChar w:fldCharType="end"/>
-            </w:r>
-          </w:hyperlink>
-        </w:p>
-        <w:p>
-          <w:pPr>
-            <w:pStyle w:val="12"/>
-            <w:ind w:left="720"/>
-            <w:tabs>
-              <w:tab w:val="right" w:leader="dot" w:pos="9026"/>
-            </w:tabs>
-            <w:spacing w:before="120" w:after="60"/>
-          </w:pPr>
-          <w:hyperlink w:anchor="_Toc100020" w:history="1">
-            <w:r>
-              <w:rPr>
-                <w:rStyle w:val="Hyperlink"/>
-              </w:rPr>
-              <w:t>5.2.2  Konfigurasi Workspace Drive</w:t>
-            </w:r>
-            <w:r>
-              <w:tab/>
-            </w:r>
-            <w:r>
-              <w:fldChar w:fldCharType="begin"/>
-            </w:r>
-            <w:r>
-              <w:instrText xml:space="preserve"> PAGEREF _Toc100020 \h </w:instrText>
-            </w:r>
-            <w:r>
-              <w:fldChar w:fldCharType="separate"/>
-            </w:r>
-            <w:r>
-              <w:t>13</w:t>
-            </w:r>
-            <w:r>
-              <w:fldChar w:fldCharType="end"/>
-            </w:r>
-          </w:hyperlink>
-        </w:p>
-        <w:p>
-          <w:pPr>
-            <w:pStyle w:val="11"/>
-            <w:ind w:left="360"/>
-            <w:tabs>
-              <w:tab w:val="right" w:leader="dot" w:pos="9026"/>
-            </w:tabs>
-            <w:spacing w:before="120" w:after="60"/>
-          </w:pPr>
-          <w:hyperlink w:anchor="_Toc100021" w:history="1">
-            <w:r>
-              <w:rPr>
-                <w:rStyle w:val="Hyperlink"/>
-              </w:rPr>
-              <w:t>5.3  Memantau Progres Proyek</w:t>
-            </w:r>
-            <w:r>
-              <w:tab/>
-            </w:r>
-            <w:r>
-              <w:fldChar w:fldCharType="begin"/>
-            </w:r>
-            <w:r>
-              <w:instrText xml:space="preserve"> PAGEREF _Toc100021 \h </w:instrText>
-            </w:r>
-            <w:r>
-              <w:fldChar w:fldCharType="separate"/>
-            </w:r>
-            <w:r>
-              <w:t>14</w:t>
-            </w:r>
-            <w:r>
-              <w:fldChar w:fldCharType="end"/>
-            </w:r>
-          </w:hyperlink>
-        </w:p>
-        <w:p>
-          <w:pPr>
-            <w:pStyle w:val="11"/>
-            <w:ind w:left="360"/>
-            <w:tabs>
-              <w:tab w:val="right" w:leader="dot" w:pos="9026"/>
-            </w:tabs>
-            <w:spacing w:before="120" w:after="60"/>
-          </w:pPr>
-          <w:hyperlink w:anchor="_Toc100022" w:history="1">
-            <w:r>
-              <w:rPr>
-                <w:rStyle w:val="Hyperlink"/>
-              </w:rPr>
-              <w:t>5.4  Mengekspor Laporan</w:t>
-            </w:r>
-            <w:r>
-              <w:tab/>
-            </w:r>
-            <w:r>
-              <w:fldChar w:fldCharType="begin"/>
-            </w:r>
-            <w:r>
-              <w:instrText xml:space="preserve"> PAGEREF _Toc100022 \h </w:instrText>
-            </w:r>
-            <w:r>
-              <w:fldChar w:fldCharType="separate"/>
-            </w:r>
-            <w:r>
-              <w:t>14</w:t>
-            </w:r>
-            <w:r>
-              <w:fldChar w:fldCharType="end"/>
-            </w:r>
-          </w:hyperlink>
-        </w:p>
-        <w:p>
-          <w:pPr>
-            <w:pStyle w:val="9"/>
-            <w:tabs>
-              <w:tab w:val="right" w:leader="dot" w:pos="9026"/>
-            </w:tabs>
-            <w:spacing w:before="120" w:after="60"/>
-          </w:pPr>
-          <w:hyperlink w:anchor="_Toc100023" w:history="1">
-            <w:r>
-              <w:rPr>
-                <w:rStyle w:val="Hyperlink"/>
-              </w:rPr>
-              <w:t>BAB VI  PROSEDUR TIM PRODUKSI</w:t>
-            </w:r>
-            <w:r>
-              <w:tab/>
-            </w:r>
-            <w:r>
-              <w:fldChar w:fldCharType="begin"/>
-            </w:r>
-            <w:r>
-              <w:instrText xml:space="preserve"> PAGEREF _Toc100023 \h </w:instrText>
-            </w:r>
-            <w:r>
-              <w:fldChar w:fldCharType="separate"/>
-            </w:r>
-            <w:r>
-              <w:t>15</w:t>
-            </w:r>
-            <w:r>
-              <w:fldChar w:fldCharType="end"/>
-            </w:r>
-          </w:hyperlink>
-        </w:p>
-        <w:p>
-          <w:pPr>
-            <w:pStyle w:val="11"/>
-            <w:ind w:left="360"/>
-            <w:tabs>
-              <w:tab w:val="right" w:leader="dot" w:pos="9026"/>
-            </w:tabs>
-            <w:spacing w:before="120" w:after="60"/>
-          </w:pPr>
-          <w:hyperlink w:anchor="_Toc100024" w:history="1">
-            <w:r>
-              <w:rPr>
-                <w:rStyle w:val="Hyperlink"/>
-              </w:rPr>
-              <w:t>6.1  Melihat Tugas yang Diberikan</w:t>
-            </w:r>
-            <w:r>
-              <w:tab/>
-            </w:r>
-            <w:r>
-              <w:fldChar w:fldCharType="begin"/>
-            </w:r>
-            <w:r>
-              <w:instrText xml:space="preserve"> PAGEREF _Toc100024 \h </w:instrText>
-            </w:r>
-            <w:r>
-              <w:fldChar w:fldCharType="separate"/>
-            </w:r>
-            <w:r>
-              <w:t>15</w:t>
-            </w:r>
-            <w:r>
-              <w:fldChar w:fldCharType="end"/>
-            </w:r>
-          </w:hyperlink>
-        </w:p>
-        <w:p>
-          <w:pPr>
-            <w:pStyle w:val="11"/>
-            <w:ind w:left="360"/>
-            <w:tabs>
-              <w:tab w:val="right" w:leader="dot" w:pos="9026"/>
-            </w:tabs>
-            <w:spacing w:before="120" w:after="60"/>
-          </w:pPr>
-          <w:hyperlink w:anchor="_Toc100025" w:history="1">
-            <w:r>
-              <w:rPr>
-                <w:rStyle w:val="Hyperlink"/>
-              </w:rPr>
-              <w:t>6.2  Mengupload File Hasil Kerja</w:t>
-            </w:r>
-            <w:r>
-              <w:tab/>
-            </w:r>
-            <w:r>
-              <w:fldChar w:fldCharType="begin"/>
-            </w:r>
-            <w:r>
-              <w:instrText xml:space="preserve"> PAGEREF _Toc100025 \h </w:instrText>
-            </w:r>
-            <w:r>
-              <w:fldChar w:fldCharType="separate"/>
-            </w:r>
-            <w:r>
-              <w:t>16</w:t>
-            </w:r>
-            <w:r>
-              <w:fldChar w:fldCharType="end"/>
-            </w:r>
-          </w:hyperlink>
-        </w:p>
-        <w:p>
-          <w:pPr>
-            <w:pStyle w:val="11"/>
-            <w:ind w:left="360"/>
-            <w:tabs>
-              <w:tab w:val="right" w:leader="dot" w:pos="9026"/>
-            </w:tabs>
-            <w:spacing w:before="120" w:after="60"/>
-          </w:pPr>
-          <w:hyperlink w:anchor="_Toc100026" w:history="1">
-            <w:r>
-              <w:rPr>
-                <w:rStyle w:val="Hyperlink"/>
-              </w:rPr>
-              <w:t>6.3  Menyelesaikan Tugas</w:t>
-            </w:r>
-            <w:r>
-              <w:tab/>
-            </w:r>
-            <w:r>
-              <w:fldChar w:fldCharType="begin"/>
-            </w:r>
-            <w:r>
-              <w:instrText xml:space="preserve"> PAGEREF _Toc100026 \h </w:instrText>
-            </w:r>
-            <w:r>
-              <w:fldChar w:fldCharType="separate"/>
-            </w:r>
-            <w:r>
-              <w:t>17</w:t>
-            </w:r>
-            <w:r>
-              <w:fldChar w:fldCharType="end"/>
-            </w:r>
-          </w:hyperlink>
-        </w:p>
-        <w:p>
-          <w:pPr>
-            <w:pStyle w:val="11"/>
-            <w:ind w:left="360"/>
-            <w:tabs>
-              <w:tab w:val="right" w:leader="dot" w:pos="9026"/>
-            </w:tabs>
-            <w:spacing w:before="120" w:after="60"/>
-          </w:pPr>
-          <w:hyperlink w:anchor="_Toc100027" w:history="1">
-            <w:r>
-              <w:rPr>
-                <w:rStyle w:val="Hyperlink"/>
-              </w:rPr>
-              <w:t>6.4  Membaca Surat Tugas</w:t>
-            </w:r>
-            <w:r>
-              <w:tab/>
-            </w:r>
-            <w:r>
-              <w:fldChar w:fldCharType="begin"/>
-            </w:r>
-            <w:r>
-              <w:instrText xml:space="preserve"> PAGEREF _Toc100027 \h </w:instrText>
-            </w:r>
-            <w:r>
-              <w:fldChar w:fldCharType="separate"/>
-            </w:r>
-            <w:r>
-              <w:t>18</w:t>
-            </w:r>
-            <w:r>
-              <w:fldChar w:fldCharType="end"/>
-            </w:r>
-          </w:hyperlink>
-        </w:p>
-        <w:p>
-          <w:pPr>
-            <w:pStyle w:val="9"/>
-            <w:tabs>
-              <w:tab w:val="right" w:leader="dot" w:pos="9026"/>
-            </w:tabs>
-            <w:spacing w:before="120" w:after="60"/>
-          </w:pPr>
-          <w:hyperlink w:anchor="_Toc100028" w:history="1">
-            <w:r>
-              <w:rPr>
-                <w:rStyle w:val="Hyperlink"/>
-              </w:rPr>
-              <w:t>BAB VII  WORKSPACE DRIVE</w:t>
-            </w:r>
-            <w:r>
-              <w:tab/>
-            </w:r>
-            <w:r>
-              <w:fldChar w:fldCharType="begin"/>
-            </w:r>
-            <w:r>
-              <w:instrText xml:space="preserve"> PAGEREF _Toc100028 \h </w:instrText>
-            </w:r>
-            <w:r>
-              <w:fldChar w:fldCharType="separate"/>
-            </w:r>
-            <w:r>
-              <w:t>19</w:t>
-            </w:r>
-            <w:r>
-              <w:fldChar w:fldCharType="end"/>
-            </w:r>
-          </w:hyperlink>
-        </w:p>
-        <w:p>
-          <w:pPr>
-            <w:pStyle w:val="11"/>
-            <w:ind w:left="360"/>
-            <w:tabs>
-              <w:tab w:val="right" w:leader="dot" w:pos="9026"/>
-            </w:tabs>
-            <w:spacing w:before="120" w:after="60"/>
-          </w:pPr>
-          <w:hyperlink w:anchor="_Toc100029" w:history="1">
-            <w:r>
-              <w:rPr>
-                <w:rStyle w:val="Hyperlink"/>
-              </w:rPr>
-              <w:t>7.1  Struktur Folder</w:t>
-            </w:r>
-            <w:r>
-              <w:tab/>
-            </w:r>
-            <w:r>
-              <w:fldChar w:fldCharType="begin"/>
-            </w:r>
-            <w:r>
-              <w:instrText xml:space="preserve"> PAGEREF _Toc100029 \h </w:instrText>
-            </w:r>
-            <w:r>
-              <w:fldChar w:fldCharType="separate"/>
-            </w:r>
-            <w:r>
-              <w:t>19</w:t>
-            </w:r>
-            <w:r>
-              <w:fldChar w:fldCharType="end"/>
-            </w:r>
-          </w:hyperlink>
-        </w:p>
-        <w:p>
-          <w:pPr>
-            <w:pStyle w:val="11"/>
-            <w:ind w:left="360"/>
-            <w:tabs>
-              <w:tab w:val="right" w:leader="dot" w:pos="9026"/>
-            </w:tabs>
-            <w:spacing w:before="120" w:after="60"/>
-          </w:pPr>
-          <w:hyperlink w:anchor="_Toc100030" w:history="1">
-            <w:r>
-              <w:rPr>
-                <w:rStyle w:val="Hyperlink"/>
-              </w:rPr>
-              <w:t>7.2  Aturan Upload File</w:t>
-            </w:r>
-            <w:r>
-              <w:tab/>
-            </w:r>
-            <w:r>
-              <w:fldChar w:fldCharType="begin"/>
-            </w:r>
-            <w:r>
-              <w:instrText xml:space="preserve"> PAGEREF _Toc100030 \h </w:instrText>
-            </w:r>
-            <w:r>
-              <w:fldChar w:fldCharType="separate"/>
-            </w:r>
-            <w:r>
-              <w:t>19</w:t>
-            </w:r>
-            <w:r>
-              <w:fldChar w:fldCharType="end"/>
-            </w:r>
-          </w:hyperlink>
-        </w:p>
-        <w:p>
-          <w:pPr>
-            <w:pStyle w:val="9"/>
-            <w:tabs>
-              <w:tab w:val="right" w:leader="dot" w:pos="9026"/>
-            </w:tabs>
-            <w:spacing w:before="120" w:after="60"/>
-          </w:pPr>
-          <w:hyperlink w:anchor="_Toc100031" w:history="1">
-            <w:r>
-              <w:rPr>
-                <w:rStyle w:val="Hyperlink"/>
-              </w:rPr>
-              <w:t>BAB VIII  LAPORAN DAN REKAPITULASI</w:t>
-            </w:r>
-            <w:r>
-              <w:tab/>
-            </w:r>
-            <w:r>
-              <w:fldChar w:fldCharType="begin"/>
-            </w:r>
-            <w:r>
-              <w:instrText xml:space="preserve"> PAGEREF _Toc100031 \h </w:instrText>
-            </w:r>
-            <w:r>
-              <w:fldChar w:fldCharType="separate"/>
-            </w:r>
-            <w:r>
-              <w:t>20</w:t>
-            </w:r>
-            <w:r>
-              <w:fldChar w:fldCharType="end"/>
-            </w:r>
-          </w:hyperlink>
-        </w:p>
-        <w:p>
-          <w:pPr>
-            <w:pStyle w:val="11"/>
-            <w:ind w:left="360"/>
-            <w:tabs>
-              <w:tab w:val="right" w:leader="dot" w:pos="9026"/>
-            </w:tabs>
-            <w:spacing w:before="120" w:after="60"/>
-          </w:pPr>
-          <w:hyperlink w:anchor="_Toc100032" w:history="1">
-            <w:r>
-              <w:rPr>
-                <w:rStyle w:val="Hyperlink"/>
-              </w:rPr>
-              <w:t>8.1  Laporan Kegiatan</w:t>
-            </w:r>
-            <w:r>
-              <w:tab/>
-            </w:r>
-            <w:r>
-              <w:fldChar w:fldCharType="begin"/>
-            </w:r>
-            <w:r>
-              <w:instrText xml:space="preserve"> PAGEREF _Toc100032 \h </w:instrText>
-            </w:r>
-            <w:r>
-              <w:fldChar w:fldCharType="separate"/>
-            </w:r>
-            <w:r>
-              <w:t>20</w:t>
-            </w:r>
-            <w:r>
-              <w:fldChar w:fldCharType="end"/>
-            </w:r>
-          </w:hyperlink>
-        </w:p>
-        <w:p>
-          <w:pPr>
-            <w:pStyle w:val="11"/>
-            <w:ind w:left="360"/>
-            <w:tabs>
-              <w:tab w:val="right" w:leader="dot" w:pos="9026"/>
-            </w:tabs>
-            <w:spacing w:before="120" w:after="60"/>
-          </w:pPr>
-          <w:hyperlink w:anchor="_Toc100033" w:history="1">
-            <w:r>
-              <w:rPr>
-                <w:rStyle w:val="Hyperlink"/>
-              </w:rPr>
-              <w:t>8.2  Format Ekspor</w:t>
-            </w:r>
-            <w:r>
-              <w:tab/>
-            </w:r>
-            <w:r>
-              <w:fldChar w:fldCharType="begin"/>
-            </w:r>
-            <w:r>
-              <w:instrText xml:space="preserve"> PAGEREF _Toc100033 \h </w:instrText>
-            </w:r>
-            <w:r>
-              <w:fldChar w:fldCharType="separate"/>
-            </w:r>
-            <w:r>
-              <w:t>21</w:t>
-            </w:r>
-            <w:r>
-              <w:fldChar w:fldCharType="end"/>
-            </w:r>
-          </w:hyperlink>
-        </w:p>
-        <w:p>
-          <w:pPr>
-            <w:pStyle w:val="9"/>
-            <w:tabs>
-              <w:tab w:val="right" w:leader="dot" w:pos="9026"/>
-            </w:tabs>
-            <w:spacing w:before="120" w:after="60"/>
-          </w:pPr>
-          <w:hyperlink w:anchor="_Toc100034" w:history="1">
-            <w:r>
-              <w:rPr>
-                <w:rStyle w:val="Hyperlink"/>
-              </w:rPr>
-              <w:t>BAB IX  STATISTIK &amp; PROGRESS PUBLIK</w:t>
-            </w:r>
-            <w:r>
-              <w:tab/>
-            </w:r>
-            <w:r>
-              <w:fldChar w:fldCharType="begin"/>
-            </w:r>
-            <w:r>
-              <w:instrText xml:space="preserve"> PAGEREF _Toc100034 \h </w:instrText>
-            </w:r>
-            <w:r>
-              <w:fldChar w:fldCharType="separate"/>
-            </w:r>
-            <w:r>
-              <w:t>21</w:t>
-            </w:r>
-            <w:r>
-              <w:fldChar w:fldCharType="end"/>
-            </w:r>
-          </w:hyperlink>
-        </w:p>
-        <w:p>
-          <w:pPr>
-            <w:pStyle w:val="11"/>
-            <w:ind w:left="360"/>
-            <w:tabs>
-              <w:tab w:val="right" w:leader="dot" w:pos="9026"/>
-            </w:tabs>
-            <w:spacing w:before="120" w:after="60"/>
-          </w:pPr>
-          <w:hyperlink w:anchor="_Toc100035" w:history="1">
-            <w:r>
-              <w:rPr>
-                <w:rStyle w:val="Hyperlink"/>
-              </w:rPr>
-              <w:t>9.1  Fitur Public Tracker</w:t>
-            </w:r>
-            <w:r>
-              <w:tab/>
-            </w:r>
-            <w:r>
-              <w:fldChar w:fldCharType="begin"/>
-            </w:r>
-            <w:r>
-              <w:instrText xml:space="preserve"> PAGEREF _Toc100035 \h </w:instrText>
-            </w:r>
-            <w:r>
-              <w:fldChar w:fldCharType="separate"/>
-            </w:r>
-            <w:r>
-              <w:t>21</w:t>
-            </w:r>
-            <w:r>
-              <w:fldChar w:fldCharType="end"/>
-            </w:r>
-          </w:hyperlink>
-        </w:p>
-        <w:p>
-          <w:pPr>
-            <w:pStyle w:val="11"/>
-            <w:ind w:left="360"/>
-            <w:tabs>
-              <w:tab w:val="right" w:leader="dot" w:pos="9026"/>
-            </w:tabs>
-            <w:spacing w:before="120" w:after="60"/>
-          </w:pPr>
-          <w:hyperlink w:anchor="_Toc100036" w:history="1">
-            <w:r>
-              <w:rPr>
-                <w:rStyle w:val="Hyperlink"/>
-              </w:rPr>
-              <w:t>9.2  Cara Membagikan ke Publik</w:t>
-            </w:r>
-            <w:r>
-              <w:tab/>
-            </w:r>
-            <w:r>
-              <w:fldChar w:fldCharType="begin"/>
-            </w:r>
-            <w:r>
-              <w:instrText xml:space="preserve"> PAGEREF _Toc100036 \h </w:instrText>
-            </w:r>
-            <w:r>
-              <w:fldChar w:fldCharType="separate"/>
-            </w:r>
-            <w:r>
-              <w:t>22</w:t>
-            </w:r>
-            <w:r>
-              <w:fldChar w:fldCharType="end"/>
-            </w:r>
-          </w:hyperlink>
-        </w:p>
-        <w:p>
-          <w:pPr>
-            <w:pStyle w:val="9"/>
-            <w:tabs>
-              <w:tab w:val="right" w:leader="dot" w:pos="9026"/>
-            </w:tabs>
-            <w:spacing w:before="120" w:after="60"/>
-          </w:pPr>
-          <w:hyperlink w:anchor="_Toc100037" w:history="1">
-            <w:r>
-              <w:rPr>
-                <w:rStyle w:val="Hyperlink"/>
-              </w:rPr>
-              <w:t>BAB X  KEAMANAN DAN PENGELOLAAN AKUN</w:t>
-            </w:r>
-            <w:r>
-              <w:tab/>
-            </w:r>
-            <w:r>
-              <w:fldChar w:fldCharType="begin"/>
-            </w:r>
-            <w:r>
-              <w:instrText xml:space="preserve"> PAGEREF _Toc100037 \h </w:instrText>
-            </w:r>
-            <w:r>
-              <w:fldChar w:fldCharType="separate"/>
-            </w:r>
-            <w:r>
-              <w:t>23</w:t>
-            </w:r>
-            <w:r>
-              <w:fldChar w:fldCharType="end"/>
-            </w:r>
-          </w:hyperlink>
-        </w:p>
-        <w:p>
-          <w:pPr>
-            <w:pStyle w:val="11"/>
-            <w:ind w:left="360"/>
-            <w:tabs>
-              <w:tab w:val="right" w:leader="dot" w:pos="9026"/>
-            </w:tabs>
-            <w:spacing w:before="120" w:after="60"/>
-          </w:pPr>
-          <w:hyperlink w:anchor="_Toc100038" w:history="1">
-            <w:r>
-              <w:rPr>
-                <w:rStyle w:val="Hyperlink"/>
-              </w:rPr>
-              <w:t>10.1  Kebijakan Password</w:t>
-            </w:r>
-            <w:r>
-              <w:tab/>
-            </w:r>
-            <w:r>
-              <w:fldChar w:fldCharType="begin"/>
-            </w:r>
-            <w:r>
-              <w:instrText xml:space="preserve"> PAGEREF _Toc100038 \h </w:instrText>
-            </w:r>
-            <w:r>
-              <w:fldChar w:fldCharType="separate"/>
-            </w:r>
-            <w:r>
-              <w:t>23</w:t>
-            </w:r>
-            <w:r>
-              <w:fldChar w:fldCharType="end"/>
-            </w:r>
-          </w:hyperlink>
-        </w:p>
-        <w:p>
-          <w:pPr>
-            <w:pStyle w:val="11"/>
-            <w:ind w:left="360"/>
-            <w:tabs>
-              <w:tab w:val="right" w:leader="dot" w:pos="9026"/>
-            </w:tabs>
-            <w:spacing w:before="120" w:after="60"/>
-          </w:pPr>
-          <w:hyperlink w:anchor="_Toc100039" w:history="1">
-            <w:r>
-              <w:rPr>
-                <w:rStyle w:val="Hyperlink"/>
-              </w:rPr>
-              <w:t>10.2  Best Practices Keamanan</w:t>
-            </w:r>
-            <w:r>
-              <w:tab/>
-            </w:r>
-            <w:r>
-              <w:fldChar w:fldCharType="begin"/>
-            </w:r>
-            <w:r>
-              <w:instrText xml:space="preserve"> PAGEREF _Toc100039 \h </w:instrText>
-            </w:r>
-            <w:r>
-              <w:fldChar w:fldCharType="separate"/>
-            </w:r>
-            <w:r>
-              <w:t>23</w:t>
-            </w:r>
-            <w:r>
-              <w:fldChar w:fldCharType="end"/>
-            </w:r>
-          </w:hyperlink>
-        </w:p>
-        <w:p>
-          <w:pPr>
-            <w:pStyle w:val="11"/>
-            <w:ind w:left="360"/>
-            <w:tabs>
-              <w:tab w:val="right" w:leader="dot" w:pos="9026"/>
-            </w:tabs>
-            <w:spacing w:before="120" w:after="60"/>
-          </w:pPr>
-          <w:hyperlink w:anchor="_Toc100040" w:history="1">
-            <w:r>
-              <w:rPr>
-                <w:rStyle w:val="Hyperlink"/>
-              </w:rPr>
-              <w:t>10.3  Ganti Password</w:t>
-            </w:r>
-            <w:r>
-              <w:tab/>
-            </w:r>
-            <w:r>
-              <w:fldChar w:fldCharType="begin"/>
-            </w:r>
-            <w:r>
-              <w:instrText xml:space="preserve"> PAGEREF _Toc100040 \h </w:instrText>
-            </w:r>
-            <w:r>
-              <w:fldChar w:fldCharType="separate"/>
-            </w:r>
-            <w:r>
-              <w:t>24</w:t>
-            </w:r>
-            <w:r>
-              <w:fldChar w:fldCharType="end"/>
-            </w:r>
-          </w:hyperlink>
-        </w:p>
-        <w:p>
-          <w:pPr>
-            <w:pStyle w:val="9"/>
-            <w:tabs>
-              <w:tab w:val="right" w:leader="dot" w:pos="9026"/>
-            </w:tabs>
-            <w:spacing w:before="120" w:after="60"/>
-          </w:pPr>
-          <w:hyperlink w:anchor="_Toc100041" w:history="1">
-            <w:r>
-              <w:rPr>
-                <w:rStyle w:val="Hyperlink"/>
-              </w:rPr>
-              <w:t>BAB XI  PROSEDUR KHUSUS SUPER ADMIN</w:t>
-            </w:r>
-            <w:r>
-              <w:tab/>
-            </w:r>
-            <w:r>
-              <w:fldChar w:fldCharType="begin"/>
-            </w:r>
-            <w:r>
-              <w:instrText xml:space="preserve"> PAGEREF _Toc100041 \h </w:instrText>
-            </w:r>
-            <w:r>
-              <w:fldChar w:fldCharType="separate"/>
-            </w:r>
-            <w:r>
-              <w:t>25</w:t>
-            </w:r>
-            <w:r>
-              <w:fldChar w:fldCharType="end"/>
-            </w:r>
-          </w:hyperlink>
-        </w:p>
-        <w:p>
-          <w:pPr>
-            <w:pStyle w:val="11"/>
-            <w:ind w:left="360"/>
-            <w:tabs>
-              <w:tab w:val="right" w:leader="dot" w:pos="9026"/>
-            </w:tabs>
-            <w:spacing w:before="120" w:after="60"/>
-          </w:pPr>
-          <w:hyperlink w:anchor="_Toc100042" w:history="1">
-            <w:r>
-              <w:rPr>
-                <w:rStyle w:val="Hyperlink"/>
-              </w:rPr>
-              <w:t>11.1  Manajemen User</w:t>
-            </w:r>
-            <w:r>
-              <w:tab/>
-            </w:r>
-            <w:r>
-              <w:fldChar w:fldCharType="begin"/>
-            </w:r>
-            <w:r>
-              <w:instrText xml:space="preserve"> PAGEREF _Toc100042 \h </w:instrText>
-            </w:r>
-            <w:r>
-              <w:fldChar w:fldCharType="separate"/>
-            </w:r>
-            <w:r>
-              <w:t>25</w:t>
-            </w:r>
-            <w:r>
-              <w:fldChar w:fldCharType="end"/>
-            </w:r>
-          </w:hyperlink>
-        </w:p>
-        <w:p>
-          <w:pPr>
-            <w:pStyle w:val="11"/>
-            <w:ind w:left="360"/>
-            <w:tabs>
-              <w:tab w:val="right" w:leader="dot" w:pos="9026"/>
-            </w:tabs>
-            <w:spacing w:before="120" w:after="60"/>
-          </w:pPr>
-          <w:hyperlink w:anchor="_Toc100043" w:history="1">
-            <w:r>
-              <w:rPr>
-                <w:rStyle w:val="Hyperlink"/>
-              </w:rPr>
-              <w:t>11.2  Impersonasi User</w:t>
-            </w:r>
-            <w:r>
-              <w:tab/>
-            </w:r>
-            <w:r>
-              <w:fldChar w:fldCharType="begin"/>
-            </w:r>
-            <w:r>
-              <w:instrText xml:space="preserve"> PAGEREF _Toc100043 \h </w:instrText>
-            </w:r>
-            <w:r>
-              <w:fldChar w:fldCharType="separate"/>
-            </w:r>
-            <w:r>
-              <w:t>26</w:t>
-            </w:r>
-            <w:r>
-              <w:fldChar w:fldCharType="end"/>
-            </w:r>
-          </w:hyperlink>
-        </w:p>
-        <w:p>
-          <w:pPr>
-            <w:pStyle w:val="11"/>
-            <w:ind w:left="360"/>
-            <w:tabs>
-              <w:tab w:val="right" w:leader="dot" w:pos="9026"/>
-            </w:tabs>
-            <w:spacing w:before="120" w:after="60"/>
-          </w:pPr>
-          <w:hyperlink w:anchor="_Toc100044" w:history="1">
-            <w:r>
-              <w:rPr>
-                <w:rStyle w:val="Hyperlink"/>
-              </w:rPr>
-              <w:t>11.3  Pengaturan Sistem</w:t>
-            </w:r>
-            <w:r>
-              <w:tab/>
-            </w:r>
-            <w:r>
-              <w:fldChar w:fldCharType="begin"/>
-            </w:r>
-            <w:r>
-              <w:instrText xml:space="preserve"> PAGEREF _Toc100044 \h </w:instrText>
-            </w:r>
-            <w:r>
-              <w:fldChar w:fldCharType="separate"/>
-            </w:r>
-            <w:r>
-              <w:t>27</w:t>
-            </w:r>
-            <w:r>
-              <w:fldChar w:fldCharType="end"/>
-            </w:r>
-          </w:hyperlink>
-        </w:p>
-        <w:p>
-          <w:pPr>
-            <w:pStyle w:val="9"/>
-            <w:tabs>
-              <w:tab w:val="right" w:leader="dot" w:pos="9026"/>
-            </w:tabs>
-            <w:spacing w:before="120" w:after="60"/>
-          </w:pPr>
-          <w:hyperlink w:anchor="_Toc100045" w:history="1">
-            <w:r>
-              <w:rPr>
-                <w:rStyle w:val="Hyperlink"/>
-              </w:rPr>
-              <w:t>BAB XII  PENUTUP</w:t>
-            </w:r>
-            <w:r>
-              <w:tab/>
-            </w:r>
-            <w:r>
-              <w:fldChar w:fldCharType="begin"/>
-            </w:r>
-            <w:r>
-              <w:instrText xml:space="preserve"> PAGEREF _Toc100045 \h </w:instrText>
-            </w:r>
-            <w:r>
-              <w:fldChar w:fldCharType="separate"/>
-            </w:r>
-            <w:r>
-              <w:t>28</w:t>
-            </w:r>
-            <w:r>
-              <w:fldChar w:fldCharType="end"/>
-            </w:r>
-          </w:hyperlink>
-        </w:p>
-        <w:p>
-          <w:pPr>
-            <w:pStyle w:val="11"/>
-            <w:ind w:left="360"/>
-            <w:tabs>
-              <w:tab w:val="right" w:leader="dot" w:pos="9026"/>
-            </w:tabs>
-            <w:spacing w:before="120" w:after="60"/>
-          </w:pPr>
-          <w:hyperlink w:anchor="_Toc100046" w:history="1">
-            <w:r>
-              <w:rPr>
-                <w:rStyle w:val="Hyperlink"/>
-              </w:rPr>
-              <w:t>12.1  Kontak &amp; Bantuan</w:t>
-            </w:r>
-            <w:r>
-              <w:tab/>
-            </w:r>
-            <w:r>
-              <w:fldChar w:fldCharType="begin"/>
-            </w:r>
-            <w:r>
-              <w:instrText xml:space="preserve"> PAGEREF _Toc100046 \h </w:instrText>
-            </w:r>
-            <w:r>
-              <w:fldChar w:fldCharType="separate"/>
-            </w:r>
-            <w:r>
-              <w:t>28</w:t>
-            </w:r>
-            <w:r>
-              <w:fldChar w:fldCharType="end"/>
-            </w:r>
-          </w:hyperlink>
-        </w:p>
-        <w:p>
-          <w:pPr>
-            <w:pStyle w:val="11"/>
-            <w:ind w:left="360"/>
-            <w:tabs>
-              <w:tab w:val="right" w:leader="dot" w:pos="9026"/>
-            </w:tabs>
-            <w:spacing w:before="120" w:after="60"/>
-          </w:pPr>
-          <w:hyperlink w:anchor="_Toc100047" w:history="1">
-            <w:r>
-              <w:rPr>
-                <w:rStyle w:val="Hyperlink"/>
-              </w:rPr>
-              <w:t>12.2  Pembaruan Dokumen</w:t>
-            </w:r>
-            <w:r>
-              <w:tab/>
-            </w:r>
-            <w:r>
-              <w:fldChar w:fldCharType="begin"/>
-            </w:r>
-            <w:r>
-              <w:instrText xml:space="preserve"> PAGEREF _Toc100047 \h </w:instrText>
-            </w:r>
-            <w:r>
-              <w:fldChar w:fldCharType="separate"/>
-            </w:r>
-            <w:r>
-              <w:t>28</w:t>
-            </w:r>
-            <w:r>
-              <w:fldChar w:fldCharType="end"/>
-            </w:r>
-          </w:hyperlink>
-        </w:p>
-        <w:p>
-          <w:pPr>
-            <w:pStyle w:val="11"/>
-            <w:ind w:left="360"/>
-            <w:tabs>
-              <w:tab w:val="right" w:leader="dot" w:pos="9026"/>
-            </w:tabs>
-            <w:spacing w:before="120" w:after="60"/>
-          </w:pPr>
-          <w:hyperlink w:anchor="_Toc100048" w:history="1">
-            <w:r>
-              <w:rPr>
-                <w:rStyle w:val="Hyperlink"/>
-              </w:rPr>
-              <w:t>12.3  Riwayat Revisi</w:t>
-            </w:r>
-            <w:r>
-              <w:tab/>
-            </w:r>
-            <w:r>
-              <w:fldChar w:fldCharType="begin"/>
-            </w:r>
-            <w:r>
-              <w:instrText xml:space="preserve"> PAGEREF _Toc100048 \h </w:instrText>
-            </w:r>
-            <w:r>
-              <w:fldChar w:fldCharType="separate"/>
-            </w:r>
-            <w:r>
-              <w:t>28</w:t>
-            </w:r>
-            <w:r>
-              <w:fldChar w:fldCharType="end"/>
-            </w:r>
-          </w:hyperlink>
         </w:p>
         <w:p>
           <w:r>
@@ -2016,7 +260,6 @@
         <w:pStyle w:val="Heading1"/>
         <w:spacing w:after="120" w:before="360" w:line="312"/>
       </w:pPr>
-      <w:bookmarkStart w:id="100000" w:name="_Toc100000"/>
       <w:r>
         <w:rPr>
           <w:rFonts w:ascii="Calibri" w:cs="Calibri" w:eastAsia="Calibri" w:hAnsi="Calibri"/>
@@ -2028,14 +271,12 @@
         </w:rPr>
         <w:t xml:space="preserve">BAB I  PENDAHULUAN</w:t>
       </w:r>
-      <w:bookmarkEnd w:id="100000"/>
     </w:p>
     <w:p>
       <w:pPr>
         <w:pStyle w:val="Heading2"/>
         <w:spacing w:after="120" w:before="240" w:line="312"/>
       </w:pPr>
-      <w:bookmarkStart w:id="100001" w:name="_Toc100001"/>
       <w:r>
         <w:rPr>
           <w:rFonts w:ascii="Calibri" w:cs="Calibri" w:eastAsia="Calibri" w:hAnsi="Calibri"/>
@@ -2047,7 +288,6 @@
         </w:rPr>
         <w:t xml:space="preserve">1.1  Latar Belakang</w:t>
       </w:r>
-      <w:bookmarkEnd w:id="100001"/>
     </w:p>
     <w:p>
       <w:pPr>
@@ -2069,7 +309,6 @@
         <w:pStyle w:val="Heading2"/>
         <w:spacing w:after="120" w:before="240" w:line="312"/>
       </w:pPr>
-      <w:bookmarkStart w:id="100002" w:name="_Toc100002"/>
       <w:r>
         <w:rPr>
           <w:rFonts w:ascii="Calibri" w:cs="Calibri" w:eastAsia="Calibri" w:hAnsi="Calibri"/>
@@ -2081,7 +320,6 @@
         </w:rPr>
         <w:t xml:space="preserve">1.2  Tujuan SOP</w:t>
       </w:r>
-      <w:bookmarkEnd w:id="100002"/>
     </w:p>
     <w:p>
       <w:pPr>
@@ -2178,7 +416,6 @@
         <w:pStyle w:val="Heading2"/>
         <w:spacing w:after="120" w:before="240" w:line="312"/>
       </w:pPr>
-      <w:bookmarkStart w:id="100003" w:name="_Toc100003"/>
       <w:r>
         <w:rPr>
           <w:rFonts w:ascii="Calibri" w:cs="Calibri" w:eastAsia="Calibri" w:hAnsi="Calibri"/>
@@ -2190,7 +427,6 @@
         </w:rPr>
         <w:t xml:space="preserve">1.3  Ruang Lingkup</w:t>
       </w:r>
-      <w:bookmarkEnd w:id="100003"/>
     </w:p>
     <w:p>
       <w:pPr>
@@ -2212,7 +448,6 @@
         <w:pStyle w:val="Heading2"/>
         <w:spacing w:after="120" w:before="240" w:line="312"/>
       </w:pPr>
-      <w:bookmarkStart w:id="100004" w:name="_Toc100004"/>
       <w:r>
         <w:rPr>
           <w:rFonts w:ascii="Calibri" w:cs="Calibri" w:eastAsia="Calibri" w:hAnsi="Calibri"/>
@@ -2224,7 +459,6 @@
         </w:rPr>
         <w:t xml:space="preserve">1.4  Akses Aplikasi</w:t>
       </w:r>
-      <w:bookmarkEnd w:id="100004"/>
     </w:p>
     <w:p>
       <w:pPr>
@@ -2321,7 +555,6 @@
         <w:pStyle w:val="Heading1"/>
         <w:spacing w:after="120" w:before="360" w:line="312"/>
       </w:pPr>
-      <w:bookmarkStart w:id="100005" w:name="_Toc100005"/>
       <w:r>
         <w:rPr>
           <w:rFonts w:ascii="Calibri" w:cs="Calibri" w:eastAsia="Calibri" w:hAnsi="Calibri"/>
@@ -2333,14 +566,12 @@
         </w:rPr>
         <w:t xml:space="preserve">BAB II  PERAN DAN HAK AKSES</w:t>
       </w:r>
-      <w:bookmarkEnd w:id="100005"/>
     </w:p>
     <w:p>
       <w:pPr>
         <w:pStyle w:val="Heading2"/>
         <w:spacing w:after="120" w:before="240" w:line="312"/>
       </w:pPr>
-      <w:bookmarkStart w:id="100006" w:name="_Toc100006"/>
       <w:r>
         <w:rPr>
           <w:rFonts w:ascii="Calibri" w:cs="Calibri" w:eastAsia="Calibri" w:hAnsi="Calibri"/>
@@ -2352,7 +583,6 @@
         </w:rPr>
         <w:t xml:space="preserve">2.1  Daftar Peran Pengguna</w:t>
       </w:r>
-      <w:bookmarkEnd w:id="100006"/>
     </w:p>
     <w:p>
       <w:pPr>
@@ -2912,7 +1142,7 @@
                 <w:sz w:val="20"/>
                 <w:szCs w:val="20"/>
               </w:rPr>
-              <w:t xml:space="preserve">Photographer &amp; Audio</w:t>
+              <w:t xml:space="preserve">Photographer, Videographer, dan Audio</w:t>
             </w:r>
           </w:p>
         </w:tc>
@@ -3029,7 +1259,7 @@
                 <w:sz w:val="20"/>
                 <w:szCs w:val="20"/>
               </w:rPr>
-              <w:t xml:space="preserve">Videographer &amp; Audio</w:t>
+              <w:t xml:space="preserve">Graphic Designer</w:t>
             </w:r>
           </w:p>
         </w:tc>
@@ -3146,7 +1376,7 @@
                 <w:sz w:val="20"/>
                 <w:szCs w:val="20"/>
               </w:rPr>
-              <w:t xml:space="preserve">Graphic Designer</w:t>
+              <w:t xml:space="preserve">Editor (Video)</w:t>
             </w:r>
           </w:p>
         </w:tc>
@@ -3174,7 +1404,7 @@
                 <w:sz w:val="20"/>
                 <w:szCs w:val="20"/>
               </w:rPr>
-              <w:t xml:space="preserve">Tahap 1 (Produksi)</w:t>
+              <w:t xml:space="preserve">Tahap 2 (Pasca Produksi)</w:t>
             </w:r>
           </w:p>
         </w:tc>
@@ -3202,7 +1432,7 @@
                 <w:sz w:val="20"/>
                 <w:szCs w:val="20"/>
               </w:rPr>
-              <w:t xml:space="preserve">Upload File</w:t>
+              <w:t xml:space="preserve">Download &amp; Upload</w:t>
             </w:r>
           </w:p>
         </w:tc>
@@ -3263,7 +1493,7 @@
                 <w:sz w:val="20"/>
                 <w:szCs w:val="20"/>
               </w:rPr>
-              <w:t xml:space="preserve">Editor (Media)</w:t>
+              <w:t xml:space="preserve">Editor (Web Article/Author)</w:t>
             </w:r>
           </w:p>
         </w:tc>
@@ -3380,7 +1610,7 @@
                 <w:sz w:val="20"/>
                 <w:szCs w:val="20"/>
               </w:rPr>
-              <w:t xml:space="preserve">Editor (Web &amp; Sosmed)</w:t>
+              <w:t xml:space="preserve">Editor (Foto)</w:t>
             </w:r>
           </w:p>
         </w:tc>
@@ -3731,7 +1961,7 @@
                 <w:sz w:val="20"/>
                 <w:szCs w:val="20"/>
               </w:rPr>
-              <w:t xml:space="preserve">Reviewer</w:t>
+              <w:t xml:space="preserve">Editor (Template Sosial Media)</w:t>
             </w:r>
           </w:p>
         </w:tc>
@@ -3759,7 +1989,7 @@
                 <w:sz w:val="20"/>
                 <w:szCs w:val="20"/>
               </w:rPr>
-              <w:t xml:space="preserve">Tahap 3 (Review)</w:t>
+              <w:t xml:space="preserve">Tahap 4 (Finalization)</w:t>
             </w:r>
           </w:p>
         </w:tc>
@@ -3787,7 +2017,7 @@
                 <w:sz w:val="20"/>
                 <w:szCs w:val="20"/>
               </w:rPr>
-              <w:t xml:space="preserve">Review Konten</w:t>
+              <w:t xml:space="preserve">Download &amp; Upload</w:t>
             </w:r>
           </w:p>
         </w:tc>
@@ -3848,7 +2078,7 @@
                 <w:sz w:val="20"/>
                 <w:szCs w:val="20"/>
               </w:rPr>
-              <w:t xml:space="preserve">Publisher Web</w:t>
+              <w:t xml:space="preserve">Reviewer</w:t>
             </w:r>
           </w:p>
         </w:tc>
@@ -3876,7 +2106,7 @@
                 <w:sz w:val="20"/>
                 <w:szCs w:val="20"/>
               </w:rPr>
-              <w:t xml:space="preserve">Tahap 4 (Publikasi)</w:t>
+              <w:t xml:space="preserve">Tahap 3 (Review)</w:t>
             </w:r>
           </w:p>
         </w:tc>
@@ -3904,7 +2134,7 @@
                 <w:sz w:val="20"/>
                 <w:szCs w:val="20"/>
               </w:rPr>
-              <w:t xml:space="preserve">Download &amp; Tambah Link</w:t>
+              <w:t xml:space="preserve">Review Konten</w:t>
             </w:r>
           </w:p>
         </w:tc>
@@ -3965,7 +2195,7 @@
                 <w:sz w:val="20"/>
                 <w:szCs w:val="20"/>
               </w:rPr>
-              <w:t xml:space="preserve">Publisher Social Media</w:t>
+              <w:t xml:space="preserve">Publisher Web</w:t>
             </w:r>
           </w:p>
         </w:tc>
@@ -3993,7 +2223,7 @@
                 <w:sz w:val="20"/>
                 <w:szCs w:val="20"/>
               </w:rPr>
-              <w:t xml:space="preserve">Tahap 4 (Publikasi)</w:t>
+              <w:t xml:space="preserve">Tahap 5 (Publikasi)</w:t>
             </w:r>
           </w:p>
         </w:tc>
@@ -4082,6 +2312,123 @@
                 <w:sz w:val="20"/>
                 <w:szCs w:val="20"/>
               </w:rPr>
+              <w:t xml:space="preserve">Publisher Social Media</w:t>
+            </w:r>
+          </w:p>
+        </w:tc>
+        <w:tc>
+          <w:tcPr>
+            <w:tcW w:type="dxa" w:w="2250"/>
+            <w:shd w:fill="f8fafc" w:val="clear"/>
+            <w:tcMar>
+              <w:top w:type="dxa" w:w="40"/>
+              <w:left w:type="dxa" w:w="100"/>
+              <w:bottom w:type="dxa" w:w="40"/>
+              <w:right w:type="dxa" w:w="100"/>
+            </w:tcMar>
+          </w:tcPr>
+          <w:p>
+            <w:pPr>
+              <w:spacing w:line="276"/>
+            </w:pPr>
+            <w:r>
+              <w:rPr>
+                <w:rFonts w:ascii="Calibri" w:cs="Calibri" w:eastAsia="Calibri" w:hAnsi="Calibri"/>
+                <w:b w:val="false"/>
+                <w:bCs w:val="false"/>
+                <w:color w:val="1a202c"/>
+                <w:sz w:val="20"/>
+                <w:szCs w:val="20"/>
+              </w:rPr>
+              <w:t xml:space="preserve">Tahap 5 (Publikasi)</w:t>
+            </w:r>
+          </w:p>
+        </w:tc>
+        <w:tc>
+          <w:tcPr>
+            <w:tcW w:type="dxa" w:w="2250"/>
+            <w:shd w:fill="f8fafc" w:val="clear"/>
+            <w:tcMar>
+              <w:top w:type="dxa" w:w="40"/>
+              <w:left w:type="dxa" w:w="100"/>
+              <w:bottom w:type="dxa" w:w="40"/>
+              <w:right w:type="dxa" w:w="100"/>
+            </w:tcMar>
+          </w:tcPr>
+          <w:p>
+            <w:pPr>
+              <w:spacing w:line="276"/>
+            </w:pPr>
+            <w:r>
+              <w:rPr>
+                <w:rFonts w:ascii="Calibri" w:cs="Calibri" w:eastAsia="Calibri" w:hAnsi="Calibri"/>
+                <w:b w:val="false"/>
+                <w:bCs w:val="false"/>
+                <w:color w:val="1a202c"/>
+                <w:sz w:val="20"/>
+                <w:szCs w:val="20"/>
+              </w:rPr>
+              <w:t xml:space="preserve">Download &amp; Tambah Link</w:t>
+            </w:r>
+          </w:p>
+        </w:tc>
+      </w:tr>
+      <w:tr>
+        <w:trPr>
+          <w:cantSplit/>
+        </w:trPr>
+        <w:tc>
+          <w:tcPr>
+            <w:tcW w:type="dxa" w:w="2250"/>
+            <w:shd w:fill="FFFFFF" w:val="clear"/>
+            <w:tcMar>
+              <w:top w:type="dxa" w:w="40"/>
+              <w:left w:type="dxa" w:w="100"/>
+              <w:bottom w:type="dxa" w:w="40"/>
+              <w:right w:type="dxa" w:w="100"/>
+            </w:tcMar>
+          </w:tcPr>
+          <w:p>
+            <w:pPr>
+              <w:spacing w:line="276"/>
+            </w:pPr>
+            <w:r>
+              <w:rPr>
+                <w:rFonts w:ascii="Calibri" w:cs="Calibri" w:eastAsia="Calibri" w:hAnsi="Calibri"/>
+                <w:b w:val="false"/>
+                <w:bCs w:val="false"/>
+                <w:color w:val="1a202c"/>
+                <w:sz w:val="20"/>
+                <w:szCs w:val="20"/>
+              </w:rPr>
+              <w:t xml:space="preserve">15</w:t>
+            </w:r>
+          </w:p>
+        </w:tc>
+        <w:tc>
+          <w:tcPr>
+            <w:tcW w:type="dxa" w:w="2250"/>
+            <w:shd w:fill="FFFFFF" w:val="clear"/>
+            <w:tcMar>
+              <w:top w:type="dxa" w:w="40"/>
+              <w:left w:type="dxa" w:w="100"/>
+              <w:bottom w:type="dxa" w:w="40"/>
+              <w:right w:type="dxa" w:w="100"/>
+            </w:tcMar>
+          </w:tcPr>
+          <w:p>
+            <w:pPr>
+              <w:spacing w:line="276"/>
+            </w:pPr>
+            <w:r>
+              <w:rPr>
+                <w:rFonts w:ascii="Calibri" w:cs="Calibri" w:eastAsia="Calibri" w:hAnsi="Calibri"/>
+                <w:b w:val="false"/>
+                <w:bCs w:val="false"/>
+                <w:color w:val="1a202c"/>
+                <w:sz w:val="20"/>
+                <w:szCs w:val="20"/>
+              </w:rPr>
               <w:t xml:space="preserve">Super Admin</w:t>
             </w:r>
           </w:p>
@@ -4089,7 +2436,7 @@
         <w:tc>
           <w:tcPr>
             <w:tcW w:type="dxa" w:w="2250"/>
-            <w:shd w:fill="f8fafc" w:val="clear"/>
+            <w:shd w:fill="FFFFFF" w:val="clear"/>
             <w:tcMar>
               <w:top w:type="dxa" w:w="40"/>
               <w:left w:type="dxa" w:w="100"/>
@@ -4117,7 +2464,7 @@
         <w:tc>
           <w:tcPr>
             <w:tcW w:type="dxa" w:w="2250"/>
-            <w:shd w:fill="f8fafc" w:val="clear"/>
+            <w:shd w:fill="FFFFFF" w:val="clear"/>
             <w:tcMar>
               <w:top w:type="dxa" w:w="40"/>
               <w:left w:type="dxa" w:w="100"/>
@@ -4149,7 +2496,6 @@
         <w:pStyle w:val="Heading2"/>
         <w:spacing w:after="120" w:before="240" w:line="312"/>
       </w:pPr>
-      <w:bookmarkStart w:id="100007" w:name="_Toc100007"/>
       <w:r>
         <w:rPr>
           <w:rFonts w:ascii="Calibri" w:cs="Calibri" w:eastAsia="Calibri" w:hAnsi="Calibri"/>
@@ -4161,7 +2507,6 @@
         </w:rPr>
         <w:t xml:space="preserve">2.2  Hak Akses Menu per Peran</w:t>
       </w:r>
-      <w:bookmarkEnd w:id="100007"/>
     </w:p>
     <w:p>
       <w:pPr>
@@ -5799,7 +4144,6 @@
         <w:pStyle w:val="Heading1"/>
         <w:spacing w:after="120" w:before="360" w:line="312"/>
       </w:pPr>
-      <w:bookmarkStart w:id="100008" w:name="_Toc100008"/>
       <w:r>
         <w:rPr>
           <w:rFonts w:ascii="Calibri" w:cs="Calibri" w:eastAsia="Calibri" w:hAnsi="Calibri"/>
@@ -5811,14 +4155,12 @@
         </w:rPr>
         <w:t xml:space="preserve">BAB III  ALUR KERJA UMUM</w:t>
       </w:r>
-      <w:bookmarkEnd w:id="100008"/>
     </w:p>
     <w:p>
       <w:pPr>
         <w:pStyle w:val="Heading2"/>
         <w:spacing w:after="120" w:before="240" w:line="312"/>
       </w:pPr>
-      <w:bookmarkStart w:id="100009" w:name="_Toc100009"/>
       <w:r>
         <w:rPr>
           <w:rFonts w:ascii="Calibri" w:cs="Calibri" w:eastAsia="Calibri" w:hAnsi="Calibri"/>
@@ -5830,7 +4172,6 @@
         </w:rPr>
         <w:t xml:space="preserve">3.1  Gambaran Umum Alur Produksi</w:t>
       </w:r>
-      <w:bookmarkEnd w:id="100009"/>
     </w:p>
     <w:p>
       <w:pPr>
@@ -5844,7 +4185,7 @@
           <w:sz w:val="22"/>
           <w:szCs w:val="22"/>
         </w:rPr>
-        <w:t xml:space="preserve">Alur kerja produksi kehumasan dalam Pushakin Flows terdiri dari 6 tahapan yang berurutan. Setiap tahapan harus diselesaikan sebelum tahapan berikutnya dimulai.</w:t>
+        <w:t xml:space="preserve">Alur kerja produksi kehumasan dalam Pushakin Flows terdiri dari 7 tahapan yang berurutan. Setiap tahapan harus diselesaikan sebelum tahapan berikutnya dimulai.</w:t>
       </w:r>
     </w:p>
     <w:tbl>
@@ -6329,7 +4670,7 @@
                 <w:sz w:val="20"/>
                 <w:szCs w:val="20"/>
               </w:rPr>
-              <w:t xml:space="preserve">Pengeditan, pascaproduksi konten</w:t>
+              <w:t xml:space="preserve">Pengeditan video, artikel, foto; pascaproduksi konten</w:t>
             </w:r>
           </w:p>
         </w:tc>
@@ -6446,7 +4787,7 @@
                 <w:sz w:val="20"/>
                 <w:szCs w:val="20"/>
               </w:rPr>
-              <w:t xml:space="preserve">Quality control dan persetujuan konten</w:t>
+              <w:t xml:space="preserve">Quality control dan persetujuan konten hasil Pasca Produksi</w:t>
             </w:r>
           </w:p>
         </w:tc>
@@ -6507,7 +4848,7 @@
                 <w:sz w:val="20"/>
                 <w:szCs w:val="20"/>
               </w:rPr>
-              <w:t xml:space="preserve">Publikasi</w:t>
+              <w:t xml:space="preserve">Finalization</w:t>
             </w:r>
           </w:p>
         </w:tc>
@@ -6535,7 +4876,7 @@
                 <w:sz w:val="20"/>
                 <w:szCs w:val="20"/>
               </w:rPr>
-              <w:t xml:space="preserve">Publisher Web, Publisher Sosmed</w:t>
+              <w:t xml:space="preserve">Editor (Template Sosial Media)</w:t>
             </w:r>
           </w:p>
         </w:tc>
@@ -6563,7 +4904,7 @@
                 <w:sz w:val="20"/>
                 <w:szCs w:val="20"/>
               </w:rPr>
-              <w:t xml:space="preserve">Publikasi ke berbagai platform media</w:t>
+              <w:t xml:space="preserve">Pembuatan template konten media sosial dari foto yang telah direview</w:t>
             </w:r>
           </w:p>
         </w:tc>
@@ -6624,6 +4965,123 @@
                 <w:sz w:val="20"/>
                 <w:szCs w:val="20"/>
               </w:rPr>
+              <w:t xml:space="preserve">Publikasi</w:t>
+            </w:r>
+          </w:p>
+        </w:tc>
+        <w:tc>
+          <w:tcPr>
+            <w:tcW w:type="dxa" w:w="2250"/>
+            <w:shd w:fill="f8fafc" w:val="clear"/>
+            <w:tcMar>
+              <w:top w:type="dxa" w:w="40"/>
+              <w:left w:type="dxa" w:w="100"/>
+              <w:bottom w:type="dxa" w:w="40"/>
+              <w:right w:type="dxa" w:w="100"/>
+            </w:tcMar>
+          </w:tcPr>
+          <w:p>
+            <w:pPr>
+              <w:spacing w:line="276"/>
+            </w:pPr>
+            <w:r>
+              <w:rPr>
+                <w:rFonts w:ascii="Calibri" w:cs="Calibri" w:eastAsia="Calibri" w:hAnsi="Calibri"/>
+                <w:b w:val="false"/>
+                <w:bCs w:val="false"/>
+                <w:color w:val="1a202c"/>
+                <w:sz w:val="20"/>
+                <w:szCs w:val="20"/>
+              </w:rPr>
+              <w:t xml:space="preserve">Publisher Web, Publisher Sosmed</w:t>
+            </w:r>
+          </w:p>
+        </w:tc>
+        <w:tc>
+          <w:tcPr>
+            <w:tcW w:type="dxa" w:w="2250"/>
+            <w:shd w:fill="f8fafc" w:val="clear"/>
+            <w:tcMar>
+              <w:top w:type="dxa" w:w="40"/>
+              <w:left w:type="dxa" w:w="100"/>
+              <w:bottom w:type="dxa" w:w="40"/>
+              <w:right w:type="dxa" w:w="100"/>
+            </w:tcMar>
+          </w:tcPr>
+          <w:p>
+            <w:pPr>
+              <w:spacing w:line="276"/>
+            </w:pPr>
+            <w:r>
+              <w:rPr>
+                <w:rFonts w:ascii="Calibri" w:cs="Calibri" w:eastAsia="Calibri" w:hAnsi="Calibri"/>
+                <w:b w:val="false"/>
+                <w:bCs w:val="false"/>
+                <w:color w:val="1a202c"/>
+                <w:sz w:val="20"/>
+                <w:szCs w:val="20"/>
+              </w:rPr>
+              <w:t xml:space="preserve">Publikasi ke berbagai platform media</w:t>
+            </w:r>
+          </w:p>
+        </w:tc>
+      </w:tr>
+      <w:tr>
+        <w:trPr>
+          <w:cantSplit/>
+        </w:trPr>
+        <w:tc>
+          <w:tcPr>
+            <w:tcW w:type="dxa" w:w="2250"/>
+            <w:shd w:fill="FFFFFF" w:val="clear"/>
+            <w:tcMar>
+              <w:top w:type="dxa" w:w="40"/>
+              <w:left w:type="dxa" w:w="100"/>
+              <w:bottom w:type="dxa" w:w="40"/>
+              <w:right w:type="dxa" w:w="100"/>
+            </w:tcMar>
+          </w:tcPr>
+          <w:p>
+            <w:pPr>
+              <w:spacing w:line="276"/>
+            </w:pPr>
+            <w:r>
+              <w:rPr>
+                <w:rFonts w:ascii="Calibri" w:cs="Calibri" w:eastAsia="Calibri" w:hAnsi="Calibri"/>
+                <w:b w:val="false"/>
+                <w:bCs w:val="false"/>
+                <w:color w:val="1a202c"/>
+                <w:sz w:val="20"/>
+                <w:szCs w:val="20"/>
+              </w:rPr>
+              <w:t xml:space="preserve">6</w:t>
+            </w:r>
+          </w:p>
+        </w:tc>
+        <w:tc>
+          <w:tcPr>
+            <w:tcW w:type="dxa" w:w="2250"/>
+            <w:shd w:fill="FFFFFF" w:val="clear"/>
+            <w:tcMar>
+              <w:top w:type="dxa" w:w="40"/>
+              <w:left w:type="dxa" w:w="100"/>
+              <w:bottom w:type="dxa" w:w="40"/>
+              <w:right w:type="dxa" w:w="100"/>
+            </w:tcMar>
+          </w:tcPr>
+          <w:p>
+            <w:pPr>
+              <w:spacing w:line="276"/>
+            </w:pPr>
+            <w:r>
+              <w:rPr>
+                <w:rFonts w:ascii="Calibri" w:cs="Calibri" w:eastAsia="Calibri" w:hAnsi="Calibri"/>
+                <w:b w:val="false"/>
+                <w:bCs w:val="false"/>
+                <w:color w:val="1a202c"/>
+                <w:sz w:val="20"/>
+                <w:szCs w:val="20"/>
+              </w:rPr>
               <w:t xml:space="preserve">Selesai</w:t>
             </w:r>
           </w:p>
@@ -6631,7 +5089,7 @@
         <w:tc>
           <w:tcPr>
             <w:tcW w:type="dxa" w:w="2250"/>
-            <w:shd w:fill="f8fafc" w:val="clear"/>
+            <w:shd w:fill="FFFFFF" w:val="clear"/>
             <w:tcMar>
               <w:top w:type="dxa" w:w="40"/>
               <w:left w:type="dxa" w:w="100"/>
@@ -6659,7 +5117,7 @@
         <w:tc>
           <w:tcPr>
             <w:tcW w:type="dxa" w:w="2250"/>
-            <w:shd w:fill="f8fafc" w:val="clear"/>
+            <w:shd w:fill="FFFFFF" w:val="clear"/>
             <w:tcMar>
               <w:top w:type="dxa" w:w="40"/>
               <w:left w:type="dxa" w:w="100"/>
@@ -6691,7 +5149,6 @@
         <w:pStyle w:val="Heading2"/>
         <w:spacing w:after="120" w:before="240" w:line="312"/>
       </w:pPr>
-      <w:bookmarkStart w:id="100010" w:name="_Toc100010"/>
       <w:r>
         <w:rPr>
           <w:rFonts w:ascii="Calibri" w:cs="Calibri" w:eastAsia="Calibri" w:hAnsi="Calibri"/>
@@ -6703,7 +5160,6 @@
         </w:rPr>
         <w:t xml:space="preserve">3.2  Peralihan Tahap Otomatis</w:t>
       </w:r>
-      <w:bookmarkEnd w:id="100010"/>
     </w:p>
     <w:p>
       <w:pPr>
@@ -6717,7 +5173,7 @@
           <w:sz w:val="22"/>
           <w:szCs w:val="22"/>
         </w:rPr>
-        <w:t xml:space="preserve">Sistem akan secara otomatis memindahkan proyek ke tahap berikutnya ketika seluruh tugas pada tahap saat ini telah ditandai selesai oleh penanggung jawabnya. Pengecualian: pada Tahap 3 (Review), jika Reviewer menolak konten, proyek akan dikembalikan ke Tahap 2 (Pasca Produksi) dan seluruh tugas pada Tahap 2 dan 3 akan direset ke status pending.</w:t>
+        <w:t xml:space="preserve">Sistem akan secara otomatis memindahkan proyek ke tahap berikutnya ketika seluruh tugas pada tahap saat ini telah ditandai selesai oleh penanggung jawabnya. Pengecualian: pada Tahap 3 (Review), jika Reviewer menolak konten, proyek akan dikembalikan ke Tahap 2 (Pasca Produksi) dan seluruh tugas pada Tahap 2, 3, dan 4 akan direset ke status pending.</w:t>
       </w:r>
     </w:p>
     <w:p>
@@ -6725,7 +5181,6 @@
         <w:pStyle w:val="Heading1"/>
         <w:spacing w:after="120" w:before="360" w:line="312"/>
       </w:pPr>
-      <w:bookmarkStart w:id="100011" w:name="_Toc100011"/>
       <w:r>
         <w:rPr>
           <w:rFonts w:ascii="Calibri" w:cs="Calibri" w:eastAsia="Calibri" w:hAnsi="Calibri"/>
@@ -6737,14 +5192,12 @@
         </w:rPr>
         <w:t xml:space="preserve">BAB IV  PROSEDUR ADMINISTRATOR</w:t>
       </w:r>
-      <w:bookmarkEnd w:id="100011"/>
     </w:p>
     <w:p>
       <w:pPr>
         <w:pStyle w:val="Heading2"/>
         <w:spacing w:after="120" w:before="240" w:line="312"/>
       </w:pPr>
-      <w:bookmarkStart w:id="100012" w:name="_Toc100012"/>
       <w:r>
         <w:rPr>
           <w:rFonts w:ascii="Calibri" w:cs="Calibri" w:eastAsia="Calibri" w:hAnsi="Calibri"/>
@@ -6756,14 +5209,12 @@
         </w:rPr>
         <w:t xml:space="preserve">4.1  Mengelola Surat Masuk</w:t>
       </w:r>
-      <w:bookmarkEnd w:id="100012"/>
     </w:p>
     <w:p>
       <w:pPr>
         <w:pStyle w:val="Heading3"/>
         <w:spacing w:after="120" w:before="240" w:line="312"/>
       </w:pPr>
-      <w:bookmarkStart w:id="100013" w:name="_Toc100013"/>
       <w:r>
         <w:rPr>
           <w:rFonts w:ascii="Calibri" w:cs="Calibri" w:eastAsia="Calibri" w:hAnsi="Calibri"/>
@@ -6775,7 +5226,6 @@
         </w:rPr>
         <w:t xml:space="preserve">4.1.1  Membuat Surat Masuk Baru</w:t>
       </w:r>
-      <w:bookmarkEnd w:id="100013"/>
     </w:p>
     <w:p>
       <w:pPr>
@@ -6977,7 +5427,6 @@
         <w:pStyle w:val="Heading3"/>
         <w:spacing w:after="120" w:before="240" w:line="312"/>
       </w:pPr>
-      <w:bookmarkStart w:id="100014" w:name="_Toc100014"/>
       <w:r>
         <w:rPr>
           <w:rFonts w:ascii="Calibri" w:cs="Calibri" w:eastAsia="Calibri" w:hAnsi="Calibri"/>
@@ -6989,7 +5438,6 @@
         </w:rPr>
         <w:t xml:space="preserve">4.1.2  Meneruskan Surat ke Manager</w:t>
       </w:r>
-      <w:bookmarkEnd w:id="100014"/>
     </w:p>
     <w:p>
       <w:pPr>
@@ -7071,7 +5519,6 @@
         <w:pStyle w:val="Heading3"/>
         <w:spacing w:after="120" w:before="240" w:line="312"/>
       </w:pPr>
-      <w:bookmarkStart w:id="100015" w:name="_Toc100015"/>
       <w:r>
         <w:rPr>
           <w:rFonts w:ascii="Calibri" w:cs="Calibri" w:eastAsia="Calibri" w:hAnsi="Calibri"/>
@@ -7083,7 +5530,6 @@
         </w:rPr>
         <w:t xml:space="preserve">4.1.3  Memantau Status Surat</w:t>
       </w:r>
-      <w:bookmarkEnd w:id="100015"/>
     </w:p>
     <w:p>
       <w:pPr>
@@ -7105,7 +5551,6 @@
         <w:pStyle w:val="Heading1"/>
         <w:spacing w:after="120" w:before="360" w:line="312"/>
       </w:pPr>
-      <w:bookmarkStart w:id="100016" w:name="_Toc100016"/>
       <w:r>
         <w:rPr>
           <w:rFonts w:ascii="Calibri" w:cs="Calibri" w:eastAsia="Calibri" w:hAnsi="Calibri"/>
@@ -7117,14 +5562,12 @@
         </w:rPr>
         <w:t xml:space="preserve">BAB V  PROSEDUR MANAGER</w:t>
       </w:r>
-      <w:bookmarkEnd w:id="100016"/>
     </w:p>
     <w:p>
       <w:pPr>
         <w:pStyle w:val="Heading2"/>
         <w:spacing w:after="120" w:before="240" w:line="312"/>
       </w:pPr>
-      <w:bookmarkStart w:id="100017" w:name="_Toc100017"/>
       <w:r>
         <w:rPr>
           <w:rFonts w:ascii="Calibri" w:cs="Calibri" w:eastAsia="Calibri" w:hAnsi="Calibri"/>
@@ -7136,7 +5579,6 @@
         </w:rPr>
         <w:t xml:space="preserve">5.1  Menerima dan Menindaklanjuti Permohonan</w:t>
       </w:r>
-      <w:bookmarkEnd w:id="100017"/>
     </w:p>
     <w:p>
       <w:pPr>
@@ -7203,7 +5645,6 @@
         <w:pStyle w:val="Heading2"/>
         <w:spacing w:after="120" w:before="240" w:line="312"/>
       </w:pPr>
-      <w:bookmarkStart w:id="100018" w:name="_Toc100018"/>
       <w:r>
         <w:rPr>
           <w:rFonts w:ascii="Calibri" w:cs="Calibri" w:eastAsia="Calibri" w:hAnsi="Calibri"/>
@@ -7215,7 +5656,6 @@
         </w:rPr>
         <w:t xml:space="preserve">5.2  Membuat Proyek Baru</w:t>
       </w:r>
-      <w:bookmarkEnd w:id="100018"/>
     </w:p>
     <w:p>
       <w:pPr>
@@ -7327,7 +5767,6 @@
         <w:pStyle w:val="Heading3"/>
         <w:spacing w:after="120" w:before="240" w:line="312"/>
       </w:pPr>
-      <w:bookmarkStart w:id="100019" w:name="_Toc100019"/>
       <w:r>
         <w:rPr>
           <w:rFonts w:ascii="Calibri" w:cs="Calibri" w:eastAsia="Calibri" w:hAnsi="Calibri"/>
@@ -7339,7 +5778,6 @@
         </w:rPr>
         <w:t xml:space="preserve">5.2.1  Alokasi Tim</w:t>
       </w:r>
-      <w:bookmarkEnd w:id="100019"/>
     </w:p>
     <w:p>
       <w:pPr>
@@ -7413,7 +5851,22 @@
           <w:sz w:val="22"/>
           <w:szCs w:val="22"/>
         </w:rPr>
-        <w:t xml:space="preserve">•  Tahap 4 (Publikasi): Pilih Publisher Web dan/atau Publisher Social Media.</w:t>
+        <w:t xml:space="preserve">•  Tahap 4 (Finalization): Pilih Editor (Template Sosial Media).</w:t>
+      </w:r>
+    </w:p>
+    <w:p>
+      <w:pPr>
+        <w:spacing w:after="60" w:line="312"/>
+        <w:ind w:left="680" w:hanging="283"/>
+      </w:pPr>
+      <w:r>
+        <w:rPr>
+          <w:rFonts w:ascii="Calibri" w:cs="Calibri" w:eastAsia="Calibri" w:hAnsi="Calibri"/>
+          <w:color w:val="1a202c"/>
+          <w:sz w:val="22"/>
+          <w:szCs w:val="22"/>
+        </w:rPr>
+        <w:t xml:space="preserve">•  Tahap 5 (Publikasi): Pilih Publisher Web dan/atau Publisher Social Media.</w:t>
       </w:r>
     </w:p>
     <w:p>
@@ -7436,7 +5889,6 @@
         <w:pStyle w:val="Heading3"/>
         <w:spacing w:after="120" w:before="240" w:line="312"/>
       </w:pPr>
-      <w:bookmarkStart w:id="100020" w:name="_Toc100020"/>
       <w:r>
         <w:rPr>
           <w:rFonts w:ascii="Calibri" w:cs="Calibri" w:eastAsia="Calibri" w:hAnsi="Calibri"/>
@@ -7448,7 +5900,6 @@
         </w:rPr>
         <w:t xml:space="preserve">5.2.2  Konfigurasi Workspace Drive</w:t>
       </w:r>
-      <w:bookmarkEnd w:id="100020"/>
     </w:p>
     <w:p>
       <w:pPr>
@@ -7477,7 +5928,7 @@
           <w:sz w:val="22"/>
           <w:szCs w:val="22"/>
         </w:rPr>
-        <w:t xml:space="preserve">1.  Pilih folder yang diperlukan (default: RAW FOLDER, REVISED FOLDER, FINAL PRODUCT).</w:t>
+        <w:t xml:space="preserve">1.  Folder PRODUKSI dan PASCA PRODUKSI sudah tercentang otomatis saat inisiasi. Folder DESAIN dan ADDITIONAL ASSET bersifat opsional.</w:t>
       </w:r>
     </w:p>
     <w:p>
@@ -7492,7 +5943,7 @@
           <w:sz w:val="22"/>
           <w:szCs w:val="22"/>
         </w:rPr>
-        <w:t xml:space="preserve">1.  Tentukan hak akses Download (DL) dan Upload (UL) untuk setiap anggota tim per folder.</w:t>
+        <w:t xml:space="preserve">1.  Hak akses Download (DL) dan Upload (UL) setiap petugas diisi otomatis sesuai tahapan kerja: PRODUKSI (Tahap 1 Upload, Tahap 2 Download); PASCA PRODUKSI (Tahap 2 Upload, Tahap 3-5 Download). Manager tetap dapat menyesuaikan manual.</w:t>
       </w:r>
     </w:p>
     <w:p>
@@ -7530,7 +5981,6 @@
         <w:pStyle w:val="Heading2"/>
         <w:spacing w:after="120" w:before="240" w:line="312"/>
       </w:pPr>
-      <w:bookmarkStart w:id="100021" w:name="_Toc100021"/>
       <w:r>
         <w:rPr>
           <w:rFonts w:ascii="Calibri" w:cs="Calibri" w:eastAsia="Calibri" w:hAnsi="Calibri"/>
@@ -7542,7 +5992,6 @@
         </w:rPr>
         <w:t xml:space="preserve">5.3  Memantau Progres Proyek</w:t>
       </w:r>
-      <w:bookmarkEnd w:id="100021"/>
     </w:p>
     <w:p>
       <w:pPr>
@@ -7609,7 +6058,6 @@
         <w:pStyle w:val="Heading2"/>
         <w:spacing w:after="120" w:before="240" w:line="312"/>
       </w:pPr>
-      <w:bookmarkStart w:id="100022" w:name="_Toc100022"/>
       <w:r>
         <w:rPr>
           <w:rFonts w:ascii="Calibri" w:cs="Calibri" w:eastAsia="Calibri" w:hAnsi="Calibri"/>
@@ -7621,7 +6069,6 @@
         </w:rPr>
         <w:t xml:space="preserve">5.4  Mengekspor Laporan</w:t>
       </w:r>
-      <w:bookmarkEnd w:id="100022"/>
     </w:p>
     <w:p>
       <w:pPr>
@@ -7718,7 +6165,6 @@
         <w:pStyle w:val="Heading1"/>
         <w:spacing w:after="120" w:before="360" w:line="312"/>
       </w:pPr>
-      <w:bookmarkStart w:id="100023" w:name="_Toc100023"/>
       <w:r>
         <w:rPr>
           <w:rFonts w:ascii="Calibri" w:cs="Calibri" w:eastAsia="Calibri" w:hAnsi="Calibri"/>
@@ -7730,14 +6176,12 @@
         </w:rPr>
         <w:t xml:space="preserve">BAB VI  PROSEDUR TIM PRODUKSI</w:t>
       </w:r>
-      <w:bookmarkEnd w:id="100023"/>
     </w:p>
     <w:p>
       <w:pPr>
         <w:pStyle w:val="Heading2"/>
         <w:spacing w:after="120" w:before="240" w:line="312"/>
       </w:pPr>
-      <w:bookmarkStart w:id="100024" w:name="_Toc100024"/>
       <w:r>
         <w:rPr>
           <w:rFonts w:ascii="Calibri" w:cs="Calibri" w:eastAsia="Calibri" w:hAnsi="Calibri"/>
@@ -7749,7 +6193,6 @@
         </w:rPr>
         <w:t xml:space="preserve">6.1  Melihat Tugas yang Diberikan</w:t>
       </w:r>
-      <w:bookmarkEnd w:id="100024"/>
     </w:p>
     <w:p>
       <w:pPr>
@@ -7816,7 +6259,6 @@
         <w:pStyle w:val="Heading2"/>
         <w:spacing w:after="120" w:before="240" w:line="312"/>
       </w:pPr>
-      <w:bookmarkStart w:id="100025" w:name="_Toc100025"/>
       <w:r>
         <w:rPr>
           <w:rFonts w:ascii="Calibri" w:cs="Calibri" w:eastAsia="Calibri" w:hAnsi="Calibri"/>
@@ -7828,7 +6270,6 @@
         </w:rPr>
         <w:t xml:space="preserve">6.2  Mengupload File Hasil Kerja</w:t>
       </w:r>
-      <w:bookmarkEnd w:id="100025"/>
     </w:p>
     <w:p>
       <w:pPr>
@@ -7966,7 +6407,6 @@
         <w:pStyle w:val="Heading2"/>
         <w:spacing w:after="120" w:before="240" w:line="312"/>
       </w:pPr>
-      <w:bookmarkStart w:id="100026" w:name="_Toc100026"/>
       <w:r>
         <w:rPr>
           <w:rFonts w:ascii="Calibri" w:cs="Calibri" w:eastAsia="Calibri" w:hAnsi="Calibri"/>
@@ -7978,7 +6418,6 @@
         </w:rPr>
         <w:t xml:space="preserve">6.3  Menyelesaikan Tugas</w:t>
       </w:r>
-      <w:bookmarkEnd w:id="100026"/>
     </w:p>
     <w:p>
       <w:pPr>
@@ -8022,7 +6461,7 @@
           <w:sz w:val="22"/>
           <w:szCs w:val="22"/>
         </w:rPr>
-        <w:t xml:space="preserve">•  Editor (Tahap 2): Download materi dari RAW FOLDER, edit konten, upload hasil ke REVISED FOLDER, centang Selesai.</w:t>
+        <w:t xml:space="preserve">•  Editor (Tahap 2): Download materi dari folder PRODUKSI, edit konten, upload hasil ke folder PASCA PRODUKSI, centang Selesai.</w:t>
       </w:r>
     </w:p>
     <w:p>
@@ -8067,7 +6506,7 @@
           <w:sz w:val="22"/>
           <w:szCs w:val="22"/>
         </w:rPr>
-        <w:t xml:space="preserve">•  Reviewer (Tahap 3): Periksa seluruh konten. Jika layak, klik Setujui. Jika perlu perbaikan, klik Tolak dengan alasan.</w:t>
+        <w:t xml:space="preserve">•  Reviewer (Tahap 3): Periksa seluruh konten hasil Pasca Produksi. Jika layak, klik Setujui untuk meneruskan ke Finalization. Jika perlu perbaikan, klik Tolak dengan alasan.</w:t>
       </w:r>
     </w:p>
     <w:p>
@@ -8082,7 +6521,7 @@
           <w:sz w:val="22"/>
           <w:szCs w:val="22"/>
         </w:rPr>
-        <w:t xml:space="preserve">•  Publisher Web (Tahap 4): Download dari FINAL PRODUCT, publikasikan ke Website, tambahkan tautan, centang Selesai.</w:t>
+        <w:t xml:space="preserve">•  Editor Template Sosial Media (Tahap 4): Download foto yang sudah direview dari folder PASCA PRODUKSI, buat template media sosial, upload hasilnya, centang Selesai.</w:t>
       </w:r>
     </w:p>
     <w:p>
@@ -8097,7 +6536,22 @@
           <w:sz w:val="22"/>
           <w:szCs w:val="22"/>
         </w:rPr>
-        <w:t xml:space="preserve">•  Publisher Social Media (Tahap 4): Download dari FINAL PRODUCT, publikasikan ke media sosial, tambahkan tautan, centang Selesai.</w:t>
+        <w:t xml:space="preserve">•  Publisher Web (Tahap 5): Download file final dari folder PASCA PRODUKSI (saat file tugas diteruskan oleh Reviewer), publikasikan ke Website, tambahkan tautan, centang Selesai.</w:t>
+      </w:r>
+    </w:p>
+    <w:p>
+      <w:pPr>
+        <w:spacing w:after="60" w:line="312"/>
+        <w:ind w:left="680" w:hanging="283"/>
+      </w:pPr>
+      <w:r>
+        <w:rPr>
+          <w:rFonts w:ascii="Calibri" w:cs="Calibri" w:eastAsia="Calibri" w:hAnsi="Calibri"/>
+          <w:color w:val="1a202c"/>
+          <w:sz w:val="22"/>
+          <w:szCs w:val="22"/>
+        </w:rPr>
+        <w:t xml:space="preserve">•  Publisher Social Media (Tahap 5): Download file final dari folder PASCA PRODUKSI (saat file tugas diteruskan oleh Reviewer), publikasikan ke media sosial, tambahkan tautan, centang Selesai.</w:t>
       </w:r>
     </w:p>
     <w:p>
@@ -8105,7 +6559,6 @@
         <w:pStyle w:val="Heading2"/>
         <w:spacing w:after="120" w:before="240" w:line="312"/>
       </w:pPr>
-      <w:bookmarkStart w:id="100027" w:name="_Toc100027"/>
       <w:r>
         <w:rPr>
           <w:rFonts w:ascii="Calibri" w:cs="Calibri" w:eastAsia="Calibri" w:hAnsi="Calibri"/>
@@ -8117,7 +6570,6 @@
         </w:rPr>
         <w:t xml:space="preserve">6.4  Membaca Surat Tugas</w:t>
       </w:r>
-      <w:bookmarkEnd w:id="100027"/>
     </w:p>
     <w:p>
       <w:pPr>
@@ -8199,7 +6651,6 @@
         <w:pStyle w:val="Heading1"/>
         <w:spacing w:after="120" w:before="360" w:line="312"/>
       </w:pPr>
-      <w:bookmarkStart w:id="100028" w:name="_Toc100028"/>
       <w:r>
         <w:rPr>
           <w:rFonts w:ascii="Calibri" w:cs="Calibri" w:eastAsia="Calibri" w:hAnsi="Calibri"/>
@@ -8211,14 +6662,12 @@
         </w:rPr>
         <w:t xml:space="preserve">BAB VII  WORKSPACE DRIVE</w:t>
       </w:r>
-      <w:bookmarkEnd w:id="100028"/>
     </w:p>
     <w:p>
       <w:pPr>
         <w:pStyle w:val="Heading2"/>
         <w:spacing w:after="120" w:before="240" w:line="312"/>
       </w:pPr>
-      <w:bookmarkStart w:id="100029" w:name="_Toc100029"/>
       <w:r>
         <w:rPr>
           <w:rFonts w:ascii="Calibri" w:cs="Calibri" w:eastAsia="Calibri" w:hAnsi="Calibri"/>
@@ -8230,7 +6679,6 @@
         </w:rPr>
         <w:t xml:space="preserve">7.1  Struktur Folder</w:t>
       </w:r>
-      <w:bookmarkEnd w:id="100029"/>
     </w:p>
     <w:p>
       <w:pPr>
@@ -8439,7 +6887,7 @@
                 <w:sz w:val="20"/>
                 <w:szCs w:val="20"/>
               </w:rPr>
-              <w:t xml:space="preserve">RAW FOLDER (Hasil Mentah)</w:t>
+              <w:t xml:space="preserve">PRODUKSI (Berkas Mentah)</w:t>
             </w:r>
           </w:p>
         </w:tc>
@@ -8495,7 +6943,7 @@
                 <w:sz w:val="20"/>
                 <w:szCs w:val="20"/>
               </w:rPr>
-              <w:t xml:space="preserve">Reporter, Fotografer, Videografer, Desainer</w:t>
+              <w:t xml:space="preserve">Tahap 1 (Upload), Tahap 2 (Download)</w:t>
             </w:r>
           </w:p>
         </w:tc>
@@ -8556,7 +7004,7 @@
                 <w:sz w:val="20"/>
                 <w:szCs w:val="20"/>
               </w:rPr>
-              <w:t xml:space="preserve">REVISED FOLDER (Draft &amp; Editing)</w:t>
+              <w:t xml:space="preserve">PASCA PRODUKSI (Draft &amp; Editing)</w:t>
             </w:r>
           </w:p>
         </w:tc>
@@ -8584,7 +7032,7 @@
                 <w:sz w:val="20"/>
                 <w:szCs w:val="20"/>
               </w:rPr>
-              <w:t xml:space="preserve">Upload hasil edit dan draft konten</w:t>
+              <w:t xml:space="preserve">Upload hasil edit dan draft konten; file siap publikasi juga diambil dari sini oleh Publisher</w:t>
             </w:r>
           </w:p>
         </w:tc>
@@ -8612,7 +7060,7 @@
                 <w:sz w:val="20"/>
                 <w:szCs w:val="20"/>
               </w:rPr>
-              <w:t xml:space="preserve">Editor, Reviewer, Publisher</w:t>
+              <w:t xml:space="preserve">Tahap 2 (Upload), Tahap 3-5 (Download)</w:t>
             </w:r>
           </w:p>
         </w:tc>
@@ -8673,7 +7121,7 @@
                 <w:sz w:val="20"/>
                 <w:szCs w:val="20"/>
               </w:rPr>
-              <w:t xml:space="preserve">FINAL PRODUCT (Siap Publish)</w:t>
+              <w:t xml:space="preserve">DESAIN FOLDER (Aset Visual)</w:t>
             </w:r>
           </w:p>
         </w:tc>
@@ -8701,7 +7149,7 @@
                 <w:sz w:val="20"/>
                 <w:szCs w:val="20"/>
               </w:rPr>
-              <w:t xml:space="preserve">File hasil akhir yang siap dipublikasikan</w:t>
+              <w:t xml:space="preserve">Penyimpanan file project desain (opsional)</w:t>
             </w:r>
           </w:p>
         </w:tc>
@@ -8729,7 +7177,7 @@
                 <w:sz w:val="20"/>
                 <w:szCs w:val="20"/>
               </w:rPr>
-              <w:t xml:space="preserve">Publisher Web, Publisher Sosmed</w:t>
+              <w:t xml:space="preserve">Graphic Designer</w:t>
             </w:r>
           </w:p>
         </w:tc>
@@ -8790,7 +7238,7 @@
                 <w:sz w:val="20"/>
                 <w:szCs w:val="20"/>
               </w:rPr>
-              <w:t xml:space="preserve">DESAIN FOLDER (Aset Visual)</w:t>
+              <w:t xml:space="preserve">Additional Asset (Tambahan Foto/Footage)</w:t>
             </w:r>
           </w:p>
         </w:tc>
@@ -8818,7 +7266,7 @@
                 <w:sz w:val="20"/>
                 <w:szCs w:val="20"/>
               </w:rPr>
-              <w:t xml:space="preserve">Penyimpanan file project desain</w:t>
+              <w:t xml:space="preserve">Folder kustom tambahan selain file kebutuhan output utama (opsional)</w:t>
             </w:r>
           </w:p>
         </w:tc>
@@ -8826,123 +7274,6 @@
           <w:tcPr>
             <w:tcW w:type="dxa" w:w="2250"/>
             <w:shd w:fill="f8fafc" w:val="clear"/>
-            <w:tcMar>
-              <w:top w:type="dxa" w:w="40"/>
-              <w:left w:type="dxa" w:w="100"/>
-              <w:bottom w:type="dxa" w:w="40"/>
-              <w:right w:type="dxa" w:w="100"/>
-            </w:tcMar>
-          </w:tcPr>
-          <w:p>
-            <w:pPr>
-              <w:spacing w:line="276"/>
-            </w:pPr>
-            <w:r>
-              <w:rPr>
-                <w:rFonts w:ascii="Calibri" w:cs="Calibri" w:eastAsia="Calibri" w:hAnsi="Calibri"/>
-                <w:b w:val="false"/>
-                <w:bCs w:val="false"/>
-                <w:color w:val="1a202c"/>
-                <w:sz w:val="20"/>
-                <w:szCs w:val="20"/>
-              </w:rPr>
-              <w:t xml:space="preserve">Graphic Designer</w:t>
-            </w:r>
-          </w:p>
-        </w:tc>
-      </w:tr>
-      <w:tr>
-        <w:trPr>
-          <w:cantSplit/>
-        </w:trPr>
-        <w:tc>
-          <w:tcPr>
-            <w:tcW w:type="dxa" w:w="2250"/>
-            <w:shd w:fill="FFFFFF" w:val="clear"/>
-            <w:tcMar>
-              <w:top w:type="dxa" w:w="40"/>
-              <w:left w:type="dxa" w:w="100"/>
-              <w:bottom w:type="dxa" w:w="40"/>
-              <w:right w:type="dxa" w:w="100"/>
-            </w:tcMar>
-          </w:tcPr>
-          <w:p>
-            <w:pPr>
-              <w:spacing w:line="276"/>
-            </w:pPr>
-            <w:r>
-              <w:rPr>
-                <w:rFonts w:ascii="Calibri" w:cs="Calibri" w:eastAsia="Calibri" w:hAnsi="Calibri"/>
-                <w:b w:val="false"/>
-                <w:bCs w:val="false"/>
-                <w:color w:val="1a202c"/>
-                <w:sz w:val="20"/>
-                <w:szCs w:val="20"/>
-              </w:rPr>
-              <w:t xml:space="preserve">5</w:t>
-            </w:r>
-          </w:p>
-        </w:tc>
-        <w:tc>
-          <w:tcPr>
-            <w:tcW w:type="dxa" w:w="2250"/>
-            <w:shd w:fill="FFFFFF" w:val="clear"/>
-            <w:tcMar>
-              <w:top w:type="dxa" w:w="40"/>
-              <w:left w:type="dxa" w:w="100"/>
-              <w:bottom w:type="dxa" w:w="40"/>
-              <w:right w:type="dxa" w:w="100"/>
-            </w:tcMar>
-          </w:tcPr>
-          <w:p>
-            <w:pPr>
-              <w:spacing w:line="276"/>
-            </w:pPr>
-            <w:r>
-              <w:rPr>
-                <w:rFonts w:ascii="Calibri" w:cs="Calibri" w:eastAsia="Calibri" w:hAnsi="Calibri"/>
-                <w:b w:val="false"/>
-                <w:bCs w:val="false"/>
-                <w:color w:val="1a202c"/>
-                <w:sz w:val="20"/>
-                <w:szCs w:val="20"/>
-              </w:rPr>
-              <w:t xml:space="preserve">LAINNYA (Folder Tambahan)</w:t>
-            </w:r>
-          </w:p>
-        </w:tc>
-        <w:tc>
-          <w:tcPr>
-            <w:tcW w:type="dxa" w:w="2250"/>
-            <w:shd w:fill="FFFFFF" w:val="clear"/>
-            <w:tcMar>
-              <w:top w:type="dxa" w:w="40"/>
-              <w:left w:type="dxa" w:w="100"/>
-              <w:bottom w:type="dxa" w:w="40"/>
-              <w:right w:type="dxa" w:w="100"/>
-            </w:tcMar>
-          </w:tcPr>
-          <w:p>
-            <w:pPr>
-              <w:spacing w:line="276"/>
-            </w:pPr>
-            <w:r>
-              <w:rPr>
-                <w:rFonts w:ascii="Calibri" w:cs="Calibri" w:eastAsia="Calibri" w:hAnsi="Calibri"/>
-                <w:b w:val="false"/>
-                <w:bCs w:val="false"/>
-                <w:color w:val="1a202c"/>
-                <w:sz w:val="20"/>
-                <w:szCs w:val="20"/>
-              </w:rPr>
-              <w:t xml:space="preserve">Folder kustom untuk kebutuhan logistik</w:t>
-            </w:r>
-          </w:p>
-        </w:tc>
-        <w:tc>
-          <w:tcPr>
-            <w:tcW w:type="dxa" w:w="2250"/>
-            <w:shd w:fill="FFFFFF" w:val="clear"/>
             <w:tcMar>
               <w:top w:type="dxa" w:w="40"/>
               <w:left w:type="dxa" w:w="100"/>
@@ -8971,10 +7302,24 @@
     </w:tbl>
     <w:p>
       <w:pPr>
+        <w:spacing w:after="120" w:line="312"/>
+        <w:jc w:val="both"/>
+      </w:pPr>
+      <w:r>
+        <w:rPr>
+          <w:rFonts w:ascii="Calibri" w:cs="Calibri" w:eastAsia="Calibri" w:hAnsi="Calibri"/>
+          <w:color w:val="1a202c"/>
+          <w:sz w:val="22"/>
+          <w:szCs w:val="22"/>
+        </w:rPr>
+        <w:t xml:space="preserve">Catatan: Folder FINAL PRODUCT (Siap Publish) sudah tidak digunakan. File siap publikasi kini diambil langsung dari folder PASCA PRODUKSI oleh Publisher.</w:t>
+      </w:r>
+    </w:p>
+    <w:p>
+      <w:pPr>
         <w:pStyle w:val="Heading2"/>
         <w:spacing w:after="120" w:before="240" w:line="312"/>
       </w:pPr>
-      <w:bookmarkStart w:id="100030" w:name="_Toc100030"/>
       <w:r>
         <w:rPr>
           <w:rFonts w:ascii="Calibri" w:cs="Calibri" w:eastAsia="Calibri" w:hAnsi="Calibri"/>
@@ -8986,7 +7331,6 @@
         </w:rPr>
         <w:t xml:space="preserve">7.2  Aturan Upload File</w:t>
       </w:r>
-      <w:bookmarkEnd w:id="100030"/>
     </w:p>
     <w:p>
       <w:pPr>
@@ -9068,7 +7412,6 @@
         <w:pStyle w:val="Heading1"/>
         <w:spacing w:after="120" w:before="360" w:line="312"/>
       </w:pPr>
-      <w:bookmarkStart w:id="100031" w:name="_Toc100031"/>
       <w:r>
         <w:rPr>
           <w:rFonts w:ascii="Calibri" w:cs="Calibri" w:eastAsia="Calibri" w:hAnsi="Calibri"/>
@@ -9080,14 +7423,12 @@
         </w:rPr>
         <w:t xml:space="preserve">BAB VIII  LAPORAN DAN REKAPITULASI</w:t>
       </w:r>
-      <w:bookmarkEnd w:id="100031"/>
     </w:p>
     <w:p>
       <w:pPr>
         <w:pStyle w:val="Heading2"/>
         <w:spacing w:after="120" w:before="240" w:line="312"/>
       </w:pPr>
-      <w:bookmarkStart w:id="100032" w:name="_Toc100032"/>
       <w:r>
         <w:rPr>
           <w:rFonts w:ascii="Calibri" w:cs="Calibri" w:eastAsia="Calibri" w:hAnsi="Calibri"/>
@@ -9099,7 +7440,6 @@
         </w:rPr>
         <w:t xml:space="preserve">8.1  Laporan Kegiatan</w:t>
       </w:r>
-      <w:bookmarkEnd w:id="100032"/>
     </w:p>
     <w:p>
       <w:pPr>
@@ -9211,7 +7551,6 @@
         <w:pStyle w:val="Heading2"/>
         <w:spacing w:after="120" w:before="240" w:line="312"/>
       </w:pPr>
-      <w:bookmarkStart w:id="100033" w:name="_Toc100033"/>
       <w:r>
         <w:rPr>
           <w:rFonts w:ascii="Calibri" w:cs="Calibri" w:eastAsia="Calibri" w:hAnsi="Calibri"/>
@@ -9223,7 +7562,6 @@
         </w:rPr>
         <w:t xml:space="preserve">8.2  Format Ekspor</w:t>
       </w:r>
-      <w:bookmarkEnd w:id="100033"/>
     </w:p>
     <w:tbl>
       <w:tblPr>
@@ -9516,7 +7854,6 @@
         <w:pStyle w:val="Heading1"/>
         <w:spacing w:after="120" w:before="360" w:line="312"/>
       </w:pPr>
-      <w:bookmarkStart w:id="100034" w:name="_Toc100034"/>
       <w:r>
         <w:rPr>
           <w:rFonts w:ascii="Calibri" w:cs="Calibri" w:eastAsia="Calibri" w:hAnsi="Calibri"/>
@@ -9528,14 +7865,12 @@
         </w:rPr>
         <w:t xml:space="preserve">BAB IX  STATISTIK &amp; PROGRESS PUBLIK</w:t>
       </w:r>
-      <w:bookmarkEnd w:id="100034"/>
     </w:p>
     <w:p>
       <w:pPr>
         <w:pStyle w:val="Heading2"/>
         <w:spacing w:after="120" w:before="240" w:line="312"/>
       </w:pPr>
-      <w:bookmarkStart w:id="100035" w:name="_Toc100035"/>
       <w:r>
         <w:rPr>
           <w:rFonts w:ascii="Calibri" w:cs="Calibri" w:eastAsia="Calibri" w:hAnsi="Calibri"/>
@@ -9547,7 +7882,6 @@
         </w:rPr>
         <w:t xml:space="preserve">9.1  Fitur Public Tracker</w:t>
       </w:r>
-      <w:bookmarkEnd w:id="100035"/>
     </w:p>
     <w:p>
       <w:pPr>
@@ -9659,7 +7993,6 @@
         <w:pStyle w:val="Heading2"/>
         <w:spacing w:after="120" w:before="240" w:line="312"/>
       </w:pPr>
-      <w:bookmarkStart w:id="100036" w:name="_Toc100036"/>
       <w:r>
         <w:rPr>
           <w:rFonts w:ascii="Calibri" w:cs="Calibri" w:eastAsia="Calibri" w:hAnsi="Calibri"/>
@@ -9671,7 +8004,6 @@
         </w:rPr>
         <w:t xml:space="preserve">9.2  Cara Membagikan ke Publik</w:t>
       </w:r>
-      <w:bookmarkEnd w:id="100036"/>
     </w:p>
     <w:p>
       <w:pPr>
@@ -9738,7 +8070,6 @@
         <w:pStyle w:val="Heading1"/>
         <w:spacing w:after="120" w:before="360" w:line="312"/>
       </w:pPr>
-      <w:bookmarkStart w:id="100037" w:name="_Toc100037"/>
       <w:r>
         <w:rPr>
           <w:rFonts w:ascii="Calibri" w:cs="Calibri" w:eastAsia="Calibri" w:hAnsi="Calibri"/>
@@ -9750,14 +8081,12 @@
         </w:rPr>
         <w:t xml:space="preserve">BAB X  KEAMANAN DAN PENGELOLAAN AKUN</w:t>
       </w:r>
-      <w:bookmarkEnd w:id="100037"/>
     </w:p>
     <w:p>
       <w:pPr>
         <w:pStyle w:val="Heading2"/>
         <w:spacing w:after="120" w:before="240" w:line="312"/>
       </w:pPr>
-      <w:bookmarkStart w:id="100038" w:name="_Toc100038"/>
       <w:r>
         <w:rPr>
           <w:rFonts w:ascii="Calibri" w:cs="Calibri" w:eastAsia="Calibri" w:hAnsi="Calibri"/>
@@ -9769,7 +8098,6 @@
         </w:rPr>
         <w:t xml:space="preserve">10.1  Kebijakan Password</w:t>
       </w:r>
-      <w:bookmarkEnd w:id="100038"/>
     </w:p>
     <w:p>
       <w:pPr>
@@ -10114,7 +8442,6 @@
         <w:pStyle w:val="Heading2"/>
         <w:spacing w:after="120" w:before="240" w:line="312"/>
       </w:pPr>
-      <w:bookmarkStart w:id="100039" w:name="_Toc100039"/>
       <w:r>
         <w:rPr>
           <w:rFonts w:ascii="Calibri" w:cs="Calibri" w:eastAsia="Calibri" w:hAnsi="Calibri"/>
@@ -10126,7 +8453,6 @@
         </w:rPr>
         <w:t xml:space="preserve">10.2  Best Practices Keamanan</w:t>
       </w:r>
-      <w:bookmarkEnd w:id="100039"/>
     </w:p>
     <w:p>
       <w:pPr>
@@ -10208,7 +8534,6 @@
         <w:pStyle w:val="Heading2"/>
         <w:spacing w:after="120" w:before="240" w:line="312"/>
       </w:pPr>
-      <w:bookmarkStart w:id="100040" w:name="_Toc100040"/>
       <w:r>
         <w:rPr>
           <w:rFonts w:ascii="Calibri" w:cs="Calibri" w:eastAsia="Calibri" w:hAnsi="Calibri"/>
@@ -10220,7 +8545,6 @@
         </w:rPr>
         <w:t xml:space="preserve">10.3  Ganti Password</w:t>
       </w:r>
-      <w:bookmarkEnd w:id="100040"/>
     </w:p>
     <w:p>
       <w:pPr>
@@ -10317,7 +8641,6 @@
         <w:pStyle w:val="Heading1"/>
         <w:spacing w:after="120" w:before="360" w:line="312"/>
       </w:pPr>
-      <w:bookmarkStart w:id="100041" w:name="_Toc100041"/>
       <w:r>
         <w:rPr>
           <w:rFonts w:ascii="Calibri" w:cs="Calibri" w:eastAsia="Calibri" w:hAnsi="Calibri"/>
@@ -10329,14 +8652,12 @@
         </w:rPr>
         <w:t xml:space="preserve">BAB XI  PROSEDUR KHUSUS SUPER ADMIN</w:t>
       </w:r>
-      <w:bookmarkEnd w:id="100041"/>
     </w:p>
     <w:p>
       <w:pPr>
         <w:pStyle w:val="Heading2"/>
         <w:spacing w:after="120" w:before="240" w:line="312"/>
       </w:pPr>
-      <w:bookmarkStart w:id="100042" w:name="_Toc100042"/>
       <w:r>
         <w:rPr>
           <w:rFonts w:ascii="Calibri" w:cs="Calibri" w:eastAsia="Calibri" w:hAnsi="Calibri"/>
@@ -10348,7 +8669,6 @@
         </w:rPr>
         <w:t xml:space="preserve">11.1  Manajemen User</w:t>
       </w:r>
-      <w:bookmarkEnd w:id="100042"/>
     </w:p>
     <w:p>
       <w:pPr>
@@ -10430,7 +8750,6 @@
         <w:pStyle w:val="Heading2"/>
         <w:spacing w:after="120" w:before="240" w:line="312"/>
       </w:pPr>
-      <w:bookmarkStart w:id="100043" w:name="_Toc100043"/>
       <w:r>
         <w:rPr>
           <w:rFonts w:ascii="Calibri" w:cs="Calibri" w:eastAsia="Calibri" w:hAnsi="Calibri"/>
@@ -10442,7 +8761,6 @@
         </w:rPr>
         <w:t xml:space="preserve">11.2  Impersonasi User</w:t>
       </w:r>
-      <w:bookmarkEnd w:id="100043"/>
     </w:p>
     <w:p>
       <w:pPr>
@@ -10565,7 +8883,6 @@
         <w:pStyle w:val="Heading2"/>
         <w:spacing w:after="120" w:before="240" w:line="312"/>
       </w:pPr>
-      <w:bookmarkStart w:id="100044" w:name="_Toc100044"/>
       <w:r>
         <w:rPr>
           <w:rFonts w:ascii="Calibri" w:cs="Calibri" w:eastAsia="Calibri" w:hAnsi="Calibri"/>
@@ -10577,7 +8894,6 @@
         </w:rPr>
         <w:t xml:space="preserve">11.3  Pengaturan Sistem</w:t>
       </w:r>
-      <w:bookmarkEnd w:id="100044"/>
     </w:p>
     <w:p>
       <w:pPr>
@@ -10659,7 +8975,6 @@
         <w:pStyle w:val="Heading1"/>
         <w:spacing w:after="120" w:before="360" w:line="312"/>
       </w:pPr>
-      <w:bookmarkStart w:id="100045" w:name="_Toc100045"/>
       <w:r>
         <w:rPr>
           <w:rFonts w:ascii="Calibri" w:cs="Calibri" w:eastAsia="Calibri" w:hAnsi="Calibri"/>
@@ -10671,14 +8986,12 @@
         </w:rPr>
         <w:t xml:space="preserve">BAB XII  PENUTUP</w:t>
       </w:r>
-      <w:bookmarkEnd w:id="100045"/>
     </w:p>
     <w:p>
       <w:pPr>
         <w:pStyle w:val="Heading2"/>
         <w:spacing w:after="120" w:before="240" w:line="312"/>
       </w:pPr>
-      <w:bookmarkStart w:id="100046" w:name="_Toc100046"/>
       <w:r>
         <w:rPr>
           <w:rFonts w:ascii="Calibri" w:cs="Calibri" w:eastAsia="Calibri" w:hAnsi="Calibri"/>
@@ -10690,7 +9003,6 @@
         </w:rPr>
         <w:t xml:space="preserve">12.1  Kontak &amp; Bantuan</w:t>
       </w:r>
-      <w:bookmarkEnd w:id="100046"/>
     </w:p>
     <w:p>
       <w:pPr>
@@ -10712,7 +9024,6 @@
         <w:pStyle w:val="Heading2"/>
         <w:spacing w:after="120" w:before="240" w:line="312"/>
       </w:pPr>
-      <w:bookmarkStart w:id="100047" w:name="_Toc100047"/>
       <w:r>
         <w:rPr>
           <w:rFonts w:ascii="Calibri" w:cs="Calibri" w:eastAsia="Calibri" w:hAnsi="Calibri"/>
@@ -10724,7 +9035,6 @@
         </w:rPr>
         <w:t xml:space="preserve">12.2  Pembaruan Dokumen</w:t>
       </w:r>
-      <w:bookmarkEnd w:id="100047"/>
     </w:p>
     <w:p>
       <w:pPr>
@@ -10746,7 +9056,6 @@
         <w:pStyle w:val="Heading2"/>
         <w:spacing w:after="120" w:before="240" w:line="312"/>
       </w:pPr>
-      <w:bookmarkStart w:id="100048" w:name="_Toc100048"/>
       <w:r>
         <w:rPr>
           <w:rFonts w:ascii="Calibri" w:cs="Calibri" w:eastAsia="Calibri" w:hAnsi="Calibri"/>
@@ -10758,7 +9067,6 @@
         </w:rPr>
         <w:t xml:space="preserve">12.3  Riwayat Revisi</w:t>
       </w:r>
-      <w:bookmarkEnd w:id="100048"/>
     </w:p>
     <w:tbl>
       <w:tblPr>
@@ -10952,7 +9260,7 @@
                 <w:sz w:val="20"/>
                 <w:szCs w:val="20"/>
               </w:rPr>
-              <w:t xml:space="preserve">13 April 2026</w:t>
+              <w:t xml:space="preserve">18 Juni 2026</w:t>
             </w:r>
           </w:p>
         </w:tc>
@@ -11285,7 +9593,6 @@
     <w:qFormat/>
     <w:pPr>
       <w:spacing w:after="120" w:before="360" w:line="312"/>
-      <w:outlineLvl w:val="0"/>
     </w:pPr>
     <w:rPr>
       <w:rFonts w:ascii="Calibri" w:cs="Calibri" w:eastAsia="Calibri" w:hAnsi="Calibri"/>
@@ -11303,7 +9610,6 @@
     <w:qFormat/>
     <w:pPr>
       <w:spacing w:after="120" w:before="240" w:line="312"/>
-      <w:outlineLvl w:val="1"/>
     </w:pPr>
     <w:rPr>
       <w:rFonts w:ascii="Calibri" w:cs="Calibri" w:eastAsia="Calibri" w:hAnsi="Calibri"/>
@@ -11321,7 +9627,6 @@
     <w:qFormat/>
     <w:pPr>
       <w:spacing w:after="100" w:before="180" w:line="312"/>
-      <w:outlineLvl w:val="2"/>
     </w:pPr>
     <w:rPr>
       <w:rFonts w:ascii="Calibri" w:cs="Calibri" w:eastAsia="Calibri" w:hAnsi="Calibri"/>
@@ -11333,9 +9638,6 @@
     </w:rPr>
   </w:style>
   <w:style w:type="paragraph" w:styleId="Heading4">
-    <w:pPr>
-      <w:outlineLvl w:val="3"/>
-    </w:pPr>
     <w:name w:val="Heading 4"/>
     <w:basedOn w:val="Normal"/>
     <w:next w:val="Normal"/>
@@ -11347,9 +9649,6 @@
     </w:rPr>
   </w:style>
   <w:style w:type="paragraph" w:styleId="Heading5">
-    <w:pPr>
-      <w:outlineLvl w:val="4"/>
-    </w:pPr>
     <w:name w:val="Heading 5"/>
     <w:basedOn w:val="Normal"/>
     <w:next w:val="Normal"/>
@@ -11359,9 +9658,6 @@
     </w:rPr>
   </w:style>
   <w:style w:type="paragraph" w:styleId="Heading6">
-    <w:pPr>
-      <w:outlineLvl w:val="5"/>
-    </w:pPr>
     <w:name w:val="Heading 6"/>
     <w:basedOn w:val="Normal"/>
     <w:next w:val="Normal"/>
@@ -11469,44 +9765,5 @@
       <w:szCs w:val="20"/>
     </w:rPr>
   </w:style>
-  <w:style xmlns:w="http://schemas.openxmlformats.org/wordprocessingml/2006/main" w:type="paragraph" w:styleId="9">
-    <w:name w:val="toc 1"/>
-    <w:basedOn w:val="Normal"/>
-    <w:uiPriority w:val="39"/>
-    <w:pPr>
-      <w:tabs>
-        <w:tab w:val="right" w:leader="dot" w:pos="9026"/>
-      </w:tabs>
-      <w:spacing w:before="120" w:after="60"/>
-    </w:pPr>
-    <w:rPr>
-      <w:b/>
-      <w:bCs/>
-    </w:rPr>
-  </w:style>
-  <w:style xmlns:w="http://schemas.openxmlformats.org/wordprocessingml/2006/main" w:type="paragraph" w:styleId="11">
-    <w:name w:val="toc 2"/>
-    <w:basedOn w:val="Normal"/>
-    <w:uiPriority w:val="39"/>
-    <w:pPr>
-      <w:tabs>
-        <w:tab w:val="right" w:leader="dot" w:pos="9026"/>
-      </w:tabs>
-      <w:ind w:left="360"/>
-      <w:spacing w:before="60" w:after="40"/>
-    </w:pPr>
-  </w:style>
-  <w:style xmlns:w="http://schemas.openxmlformats.org/wordprocessingml/2006/main" w:type="paragraph" w:styleId="12">
-    <w:name w:val="toc 3"/>
-    <w:basedOn w:val="Normal"/>
-    <w:uiPriority w:val="39"/>
-    <w:pPr>
-      <w:tabs>
-        <w:tab w:val="right" w:leader="dot" w:pos="9026"/>
-      </w:tabs>
-      <w:ind w:left="720"/>
-      <w:spacing w:before="40" w:after="20"/>
-    </w:pPr>
-  </w:style>
 </w:styles>
 </file>